--- a/Documento App Anillos.docx
+++ b/Documento App Anillos.docx
@@ -1,6 +1,6 @@
 
 <file path=word/document.xml><?xml version="1.0" encoding="utf-8"?>
-<w:document xmlns:wpc="http://schemas.microsoft.com/office/word/2010/wordprocessingCanvas" xmlns:cx="http://schemas.microsoft.com/office/drawing/2014/chartex" xmlns:cx1="http://schemas.microsoft.com/office/drawing/2015/9/8/chartex" xmlns:cx2="http://schemas.microsoft.com/office/drawing/2015/10/21/chartex" xmlns:cx3="http://schemas.microsoft.com/office/drawing/2016/5/9/chartex" xmlns:cx4="http://schemas.microsoft.com/office/drawing/2016/5/10/chartex" xmlns:cx5="http://schemas.microsoft.com/office/drawing/2016/5/11/chartex" xmlns:cx6="http://schemas.microsoft.com/office/drawing/2016/5/12/chartex" xmlns:cx7="http://schemas.microsoft.com/office/drawing/2016/5/13/chartex" xmlns:cx8="http://schemas.microsoft.com/office/drawing/2016/5/14/chartex" xmlns:mc="http://schemas.openxmlformats.org/markup-compatibility/2006" xmlns:aink="http://schemas.microsoft.com/office/drawing/2016/ink" xmlns:am3d="http://schemas.microsoft.com/office/drawing/2017/model3d" xmlns:o="urn:schemas-microsoft-com:office:office" xmlns:oel="http://schemas.microsoft.com/office/2019/extlst" xmlns:r="http://schemas.openxmlformats.org/officeDocument/2006/relationships" xmlns:m="http://schemas.openxmlformats.org/officeDocument/2006/math" xmlns:v="urn:schemas-microsoft-com:vml" xmlns:wp14="http://schemas.microsoft.com/office/word/2010/wordprocessingDrawing" xmlns:wp="http://schemas.openxmlformats.org/drawingml/2006/wordprocessingDrawing" xmlns:w10="urn:schemas-microsoft-com:office:word" xmlns:w="http://schemas.openxmlformats.org/wordprocessingml/2006/main" xmlns:w14="http://schemas.microsoft.com/office/word/2010/wordml" xmlns:w15="http://schemas.microsoft.com/office/word/2012/wordml" xmlns:w16cex="http://schemas.microsoft.com/office/word/2018/wordml/cex" xmlns:w16cid="http://schemas.microsoft.com/office/word/2016/wordml/cid" xmlns:w16="http://schemas.microsoft.com/office/word/2018/wordml" xmlns:w16sdtdh="http://schemas.microsoft.com/office/word/2020/wordml/sdtdatahash" xmlns:w16se="http://schemas.microsoft.com/office/word/2015/wordml/symex" xmlns:wpg="http://schemas.microsoft.com/office/word/2010/wordprocessingGroup" xmlns:wpi="http://schemas.microsoft.com/office/word/2010/wordprocessingInk" xmlns:wne="http://schemas.microsoft.com/office/word/2006/wordml" xmlns:wps="http://schemas.microsoft.com/office/word/2010/wordprocessingShape" mc:Ignorable="w14 w15 w16se w16cid w16 w16cex w16sdtdh wp14">
+<w:document xmlns:wpc="http://schemas.microsoft.com/office/word/2010/wordprocessingCanvas" xmlns:cx="http://schemas.microsoft.com/office/drawing/2014/chartex" xmlns:cx1="http://schemas.microsoft.com/office/drawing/2015/9/8/chartex" xmlns:cx2="http://schemas.microsoft.com/office/drawing/2015/10/21/chartex" xmlns:cx3="http://schemas.microsoft.com/office/drawing/2016/5/9/chartex" xmlns:cx4="http://schemas.microsoft.com/office/drawing/2016/5/10/chartex" xmlns:cx5="http://schemas.microsoft.com/office/drawing/2016/5/11/chartex" xmlns:cx6="http://schemas.microsoft.com/office/drawing/2016/5/12/chartex" xmlns:cx7="http://schemas.microsoft.com/office/drawing/2016/5/13/chartex" xmlns:cx8="http://schemas.microsoft.com/office/drawing/2016/5/14/chartex" xmlns:mc="http://schemas.openxmlformats.org/markup-compatibility/2006" xmlns:aink="http://schemas.microsoft.com/office/drawing/2016/ink" xmlns:am3d="http://schemas.microsoft.com/office/drawing/2017/model3d" xmlns:o="urn:schemas-microsoft-com:office:office" xmlns:oel="http://schemas.microsoft.com/office/2019/extlst" xmlns:r="http://schemas.openxmlformats.org/officeDocument/2006/relationships" xmlns:m="http://schemas.openxmlformats.org/officeDocument/2006/math" xmlns:v="urn:schemas-microsoft-com:vml" xmlns:wp14="http://schemas.microsoft.com/office/word/2010/wordprocessingDrawing" xmlns:wp="http://schemas.openxmlformats.org/drawingml/2006/wordprocessingDrawing" xmlns:w10="urn:schemas-microsoft-com:office:word" xmlns:w="http://schemas.openxmlformats.org/wordprocessingml/2006/main" xmlns:w14="http://schemas.microsoft.com/office/word/2010/wordml" xmlns:w15="http://schemas.microsoft.com/office/word/2012/wordml" xmlns:w16cex="http://schemas.microsoft.com/office/word/2018/wordml/cex" xmlns:w16cid="http://schemas.microsoft.com/office/word/2016/wordml/cid" xmlns:w16="http://schemas.microsoft.com/office/word/2018/wordml" xmlns:w16du="http://schemas.microsoft.com/office/word/2023/wordml/word16du" xmlns:w16sdtdh="http://schemas.microsoft.com/office/word/2020/wordml/sdtdatahash" xmlns:w16sdtfl="http://schemas.microsoft.com/office/word/2024/wordml/sdtformatlock" xmlns:w16se="http://schemas.microsoft.com/office/word/2015/wordml/symex" xmlns:wpg="http://schemas.microsoft.com/office/word/2010/wordprocessingGroup" xmlns:wpi="http://schemas.microsoft.com/office/word/2010/wordprocessingInk" xmlns:wne="http://schemas.microsoft.com/office/word/2006/wordml" xmlns:wps="http://schemas.microsoft.com/office/word/2010/wordprocessingShape" mc:Ignorable="w14 w15 w16se w16cid w16 w16cex w16sdtdh w16sdtfl w16du wp14">
   <w:body>
     <w:p>
       <w:pPr>
@@ -117,15 +117,7 @@
         <w:jc w:val="center"/>
       </w:pPr>
       <w:r>
-        <w:t xml:space="preserve">María Catalina </w:t>
-      </w:r>
-      <w:proofErr w:type="gramStart"/>
-      <w:r>
-        <w:t>Coronel</w:t>
-      </w:r>
-      <w:proofErr w:type="gramEnd"/>
-      <w:r>
-        <w:t xml:space="preserve"> Díaz – 01220371002</w:t>
+        <w:t>María Catalina Coronel Díaz – 01220371002</w:t>
       </w:r>
     </w:p>
     <w:p>
@@ -172,7 +164,10 @@
         <w:jc w:val="center"/>
       </w:pPr>
       <w:r>
-        <w:t>1 de octubre de 2026</w:t>
+        <w:t>3</w:t>
+      </w:r>
+      <w:r>
+        <w:t xml:space="preserve"> de octubre de 2026</w:t>
       </w:r>
     </w:p>
     <w:p/>
@@ -218,40 +213,23 @@
         <w:t>Alcance.</w:t>
       </w:r>
       <w:r>
-        <w:t xml:space="preserve"> La aplicación funciona de forma local, sin Internet, sin permisos, sin </w:t>
-      </w:r>
-      <w:proofErr w:type="spellStart"/>
-      <w:r>
-        <w:t>backend</w:t>
-      </w:r>
-      <w:proofErr w:type="spellEnd"/>
-      <w:r>
-        <w:t>, sin base de datos y sin inicio de sesión. Se limita a determinar la talla del anillo mediante dos métodos: ingreso manual del diámetro en milímetros y ajuste visual de un círculo en pantalla con un control deslizante.</w:t>
-      </w:r>
-    </w:p>
-    <w:p>
-      <w:pPr>
-        <w:rPr>
-          <w:b/>
-          <w:bCs/>
-        </w:rPr>
-      </w:pPr>
-      <w:r>
-        <w:rPr>
-          <w:b/>
-          <w:bCs/>
-        </w:rPr>
-        <w:t xml:space="preserve">2. Identificación de las aplicaciones y del </w:t>
-      </w:r>
-      <w:proofErr w:type="spellStart"/>
-      <w:r>
-        <w:rPr>
-          <w:b/>
-          <w:bCs/>
-        </w:rPr>
-        <w:t>framework</w:t>
-      </w:r>
-      <w:proofErr w:type="spellEnd"/>
+        <w:t xml:space="preserve"> La aplicación funciona de forma local, sin Internet, sin permisos, sin backend, sin base de datos y sin inicio de sesión. Se limita a determinar la talla del anillo mediante dos métodos: ingreso manual del diámetro en milímetros y ajuste visual de un círculo en pantalla con un control deslizante.</w:t>
+      </w:r>
+    </w:p>
+    <w:p>
+      <w:pPr>
+        <w:rPr>
+          <w:b/>
+          <w:bCs/>
+        </w:rPr>
+      </w:pPr>
+      <w:r>
+        <w:rPr>
+          <w:b/>
+          <w:bCs/>
+        </w:rPr>
+        <w:t>2. Identificación de las aplicaciones y del framework</w:t>
+      </w:r>
     </w:p>
     <w:tbl>
       <w:tblPr>
@@ -260,9 +238,9 @@
         <w:tblLook w:val="04A0" w:firstRow="1" w:lastRow="0" w:firstColumn="1" w:lastColumn="0" w:noHBand="0" w:noVBand="1"/>
       </w:tblPr>
       <w:tblGrid>
-        <w:gridCol w:w="2005"/>
-        <w:gridCol w:w="2983"/>
-        <w:gridCol w:w="3840"/>
+        <w:gridCol w:w="1822"/>
+        <w:gridCol w:w="4200"/>
+        <w:gridCol w:w="2806"/>
       </w:tblGrid>
       <w:tr>
         <w:tc>
@@ -359,13 +337,8 @@
             <w:pPr>
               <w:spacing w:after="160" w:line="278" w:lineRule="auto"/>
             </w:pPr>
-            <w:proofErr w:type="spellStart"/>
-            <w:r>
-              <w:t>Kotlin</w:t>
-            </w:r>
-            <w:proofErr w:type="spellEnd"/>
-            <w:r>
-              <w:t xml:space="preserve"> 2.0.20</w:t>
+            <w:r>
+              <w:t>Kotlin 2.0.20</w:t>
             </w:r>
           </w:p>
         </w:tc>
@@ -392,66 +365,29 @@
           </w:tcPr>
           <w:p>
             <w:pPr>
-              <w:spacing w:after="160" w:line="278" w:lineRule="auto"/>
-            </w:pPr>
-            <w:proofErr w:type="spellStart"/>
-            <w:r>
-              <w:t>React</w:t>
-            </w:r>
-            <w:proofErr w:type="spellEnd"/>
-            <w:r>
-              <w:t xml:space="preserve"> [versión] + </w:t>
-            </w:r>
-            <w:proofErr w:type="spellStart"/>
-            <w:r>
-              <w:t>Ionic</w:t>
-            </w:r>
-            <w:proofErr w:type="spellEnd"/>
-            <w:r>
-              <w:t xml:space="preserve"> </w:t>
-            </w:r>
-            <w:proofErr w:type="spellStart"/>
-            <w:r>
-              <w:t>React</w:t>
-            </w:r>
-            <w:proofErr w:type="spellEnd"/>
-            <w:r>
-              <w:t xml:space="preserve"> [versión]</w:t>
-            </w:r>
-          </w:p>
-        </w:tc>
-        <w:tc>
-          <w:tcPr>
-            <w:tcW w:w="0" w:type="auto"/>
-            <w:hideMark/>
-          </w:tcPr>
-          <w:p>
-            <w:pPr>
-              <w:spacing w:after="160" w:line="278" w:lineRule="auto"/>
-            </w:pPr>
-            <w:proofErr w:type="spellStart"/>
-            <w:r>
-              <w:t>Jetpack</w:t>
-            </w:r>
-            <w:proofErr w:type="spellEnd"/>
-            <w:r>
-              <w:t xml:space="preserve"> </w:t>
-            </w:r>
-            <w:proofErr w:type="spellStart"/>
-            <w:r>
-              <w:t>Compose</w:t>
-            </w:r>
-            <w:proofErr w:type="spellEnd"/>
-            <w:r>
-              <w:t xml:space="preserve"> (</w:t>
-            </w:r>
-            <w:proofErr w:type="spellStart"/>
-            <w:r>
-              <w:t>Compose</w:t>
-            </w:r>
-            <w:proofErr w:type="spellEnd"/>
-            <w:r>
-              <w:t xml:space="preserve"> BOM 2024.09.03) con Material 3</w:t>
+              <w:rPr>
+                <w:lang w:val="en-US"/>
+              </w:rPr>
+            </w:pPr>
+            <w:r>
+              <w:rPr>
+                <w:lang w:val="en-US"/>
+              </w:rPr>
+              <w:t>React 19.3.0 + React DOM 19.3.0 + Ionic React 8.8.19 (con @ionic/react-router 8.8.19 y react-router-dom 5.3.4)</w:t>
+            </w:r>
+          </w:p>
+        </w:tc>
+        <w:tc>
+          <w:tcPr>
+            <w:tcW w:w="0" w:type="auto"/>
+            <w:hideMark/>
+          </w:tcPr>
+          <w:p>
+            <w:pPr>
+              <w:spacing w:after="160" w:line="278" w:lineRule="auto"/>
+            </w:pPr>
+            <w:r>
+              <w:t>Jetpack Compose (Compose BOM 2024.09.03) con Material 3</w:t>
             </w:r>
           </w:p>
         </w:tc>
@@ -477,11 +413,8 @@
             <w:hideMark/>
           </w:tcPr>
           <w:p>
-            <w:pPr>
-              <w:spacing w:after="160" w:line="278" w:lineRule="auto"/>
-            </w:pPr>
-            <w:r>
-              <w:t>Capacitor [versión]</w:t>
+            <w:r>
+              <w:t>Capacitor 6.2.2 (@capacitor/core, android y cli; @capacitor/device 6.0.3)</w:t>
             </w:r>
           </w:p>
         </w:tc>
@@ -522,48 +455,35 @@
           </w:tcPr>
           <w:p>
             <w:pPr>
-              <w:spacing w:after="160" w:line="278" w:lineRule="auto"/>
-            </w:pPr>
-            <w:r>
-              <w:t xml:space="preserve">Node.js [versión], </w:t>
-            </w:r>
-            <w:proofErr w:type="spellStart"/>
-            <w:r>
-              <w:t>npm</w:t>
-            </w:r>
-            <w:proofErr w:type="spellEnd"/>
-            <w:r>
-              <w:t>, Android Studio</w:t>
-            </w:r>
-          </w:p>
-        </w:tc>
-        <w:tc>
-          <w:tcPr>
-            <w:tcW w:w="0" w:type="auto"/>
-            <w:hideMark/>
-          </w:tcPr>
-          <w:p>
-            <w:pPr>
-              <w:spacing w:after="160" w:line="278" w:lineRule="auto"/>
-            </w:pPr>
-            <w:r>
-              <w:t xml:space="preserve">Android Studio, </w:t>
-            </w:r>
-            <w:proofErr w:type="spellStart"/>
-            <w:r>
-              <w:t>Gradle</w:t>
-            </w:r>
-            <w:proofErr w:type="spellEnd"/>
-            <w:r>
-              <w:t xml:space="preserve"> 8.9, Android </w:t>
-            </w:r>
-            <w:proofErr w:type="spellStart"/>
-            <w:r>
-              <w:t>Gradle</w:t>
-            </w:r>
-            <w:proofErr w:type="spellEnd"/>
-            <w:r>
-              <w:t xml:space="preserve"> Plugin 8.6.1, JDK 17</w:t>
+              <w:rPr>
+                <w:lang w:val="en-US"/>
+              </w:rPr>
+            </w:pPr>
+            <w:r>
+              <w:rPr>
+                <w:lang w:val="en-US"/>
+              </w:rPr>
+              <w:t>Node.js 22.20.0, npm 10.9.3, Vite 8.3.2, Android Studio</w:t>
+            </w:r>
+          </w:p>
+        </w:tc>
+        <w:tc>
+          <w:tcPr>
+            <w:tcW w:w="0" w:type="auto"/>
+            <w:hideMark/>
+          </w:tcPr>
+          <w:p>
+            <w:pPr>
+              <w:spacing w:after="160" w:line="278" w:lineRule="auto"/>
+              <w:rPr>
+                <w:lang w:val="en-US"/>
+              </w:rPr>
+            </w:pPr>
+            <w:r>
+              <w:rPr>
+                <w:lang w:val="en-US"/>
+              </w:rPr>
+              <w:t>Android Studio, Gradle 8.9, Android Gradle Plugin 8.6.1, JDK 17</w:t>
             </w:r>
           </w:p>
         </w:tc>
@@ -589,41 +509,22 @@
             <w:hideMark/>
           </w:tcPr>
           <w:p>
-            <w:pPr>
-              <w:spacing w:after="160" w:line="278" w:lineRule="auto"/>
-            </w:pPr>
-            <w:r>
-              <w:t>Android</w:t>
-            </w:r>
-          </w:p>
-        </w:tc>
-        <w:tc>
-          <w:tcPr>
-            <w:tcW w:w="0" w:type="auto"/>
-            <w:hideMark/>
-          </w:tcPr>
-          <w:p>
-            <w:pPr>
-              <w:spacing w:after="160" w:line="278" w:lineRule="auto"/>
-            </w:pPr>
-            <w:r>
-              <w:t>Android 8.0 o superior (</w:t>
-            </w:r>
-            <w:proofErr w:type="spellStart"/>
-            <w:r>
-              <w:t>minSdk</w:t>
-            </w:r>
-            <w:proofErr w:type="spellEnd"/>
-            <w:r>
-              <w:t xml:space="preserve"> 26, </w:t>
-            </w:r>
-            <w:proofErr w:type="spellStart"/>
-            <w:r>
-              <w:t>targetSdk</w:t>
-            </w:r>
-            <w:proofErr w:type="spellEnd"/>
-            <w:r>
-              <w:t xml:space="preserve"> 35)</w:t>
+            <w:r>
+              <w:t>Android vía Capacitor (minSdk 22, compile/targetSdk 34); también demo web en Vercel</w:t>
+            </w:r>
+          </w:p>
+        </w:tc>
+        <w:tc>
+          <w:tcPr>
+            <w:tcW w:w="0" w:type="auto"/>
+            <w:hideMark/>
+          </w:tcPr>
+          <w:p>
+            <w:pPr>
+              <w:spacing w:after="160" w:line="278" w:lineRule="auto"/>
+            </w:pPr>
+            <w:r>
+              <w:t>Android 8.0 o superior (minSdk 26, targetSdk 35)</w:t>
             </w:r>
           </w:p>
         </w:tc>
@@ -653,37 +554,21 @@
               <w:spacing w:after="160" w:line="278" w:lineRule="auto"/>
             </w:pPr>
             <w:r>
-              <w:t xml:space="preserve">Componentes </w:t>
-            </w:r>
-            <w:proofErr w:type="spellStart"/>
-            <w:r>
-              <w:t>React</w:t>
-            </w:r>
-            <w:proofErr w:type="spellEnd"/>
-            <w:r>
-              <w:t xml:space="preserve"> por responsabilidad</w:t>
-            </w:r>
-          </w:p>
-        </w:tc>
-        <w:tc>
-          <w:tcPr>
-            <w:tcW w:w="0" w:type="auto"/>
-            <w:hideMark/>
-          </w:tcPr>
-          <w:p>
-            <w:pPr>
-              <w:spacing w:after="160" w:line="278" w:lineRule="auto"/>
-            </w:pPr>
-            <w:r>
-              <w:t>MVVM con un único estado de pantalla (</w:t>
-            </w:r>
-            <w:proofErr w:type="spellStart"/>
-            <w:r>
-              <w:t>HomeUiState</w:t>
-            </w:r>
-            <w:proofErr w:type="spellEnd"/>
-            <w:r>
-              <w:t>)</w:t>
+              <w:t>Componentes React por responsabilidad</w:t>
+            </w:r>
+          </w:p>
+        </w:tc>
+        <w:tc>
+          <w:tcPr>
+            <w:tcW w:w="0" w:type="auto"/>
+            <w:hideMark/>
+          </w:tcPr>
+          <w:p>
+            <w:pPr>
+              <w:spacing w:after="160" w:line="278" w:lineRule="auto"/>
+            </w:pPr>
+            <w:r>
+              <w:t>MVVM con un único estado de pantalla (HomeUiState)</w:t>
             </w:r>
           </w:p>
         </w:tc>
@@ -711,6 +596,7 @@
           <w:b/>
           <w:bCs/>
         </w:rPr>
+        <w:lastRenderedPageBreak/>
         <w:t>Técnica utilizada:</w:t>
       </w:r>
       <w:r>
@@ -761,7 +647,6 @@
                 <w:b/>
                 <w:bCs/>
               </w:rPr>
-              <w:lastRenderedPageBreak/>
               <w:t>Id</w:t>
             </w:r>
           </w:p>
@@ -1227,6 +1112,7 @@
               <w:spacing w:after="160" w:line="278" w:lineRule="auto"/>
             </w:pPr>
             <w:r>
+              <w:lastRenderedPageBreak/>
               <w:t>RNF3</w:t>
             </w:r>
           </w:p>
@@ -1271,7 +1157,6 @@
               <w:spacing w:after="160" w:line="278" w:lineRule="auto"/>
             </w:pPr>
             <w:r>
-              <w:lastRenderedPageBreak/>
               <w:t>RNF4</w:t>
             </w:r>
           </w:p>
@@ -1300,15 +1185,7 @@
               <w:spacing w:after="160" w:line="278" w:lineRule="auto"/>
             </w:pPr>
             <w:r>
-              <w:t xml:space="preserve">Elementos táctiles de al menos 48 </w:t>
-            </w:r>
-            <w:proofErr w:type="spellStart"/>
-            <w:r>
-              <w:t>dp</w:t>
-            </w:r>
-            <w:proofErr w:type="spellEnd"/>
-            <w:r>
-              <w:t>, texto de contraste alto, jerarquía visual clara y diseño adaptado a pantallas móviles.</w:t>
+              <w:t>Elementos táctiles de al menos 48 dp, texto de contraste alto, jerarquía visual clara y diseño adaptado a pantallas móviles.</w:t>
             </w:r>
           </w:p>
         </w:tc>
@@ -1790,6 +1667,7 @@
           <w:b/>
           <w:bCs/>
         </w:rPr>
+        <w:lastRenderedPageBreak/>
         <w:t>Reglas de negocio</w:t>
       </w:r>
     </w:p>
@@ -1801,14 +1679,8 @@
         </w:numPr>
       </w:pPr>
       <w:r>
-        <w:lastRenderedPageBreak/>
-        <w:t xml:space="preserve">RN1. El diámetro válido está entre 13.0 mm y 24.2 </w:t>
-      </w:r>
-      <w:proofErr w:type="spellStart"/>
-      <w:r>
-        <w:t>mm.</w:t>
-      </w:r>
-      <w:proofErr w:type="spellEnd"/>
+        <w:t>RN1. El diámetro válido está entre 13.0 mm y 24.2 mm.</w:t>
+      </w:r>
     </w:p>
     <w:p>
       <w:pPr>
@@ -1904,13 +1776,8 @@
         </w:numPr>
       </w:pPr>
       <w:r>
-        <w:t xml:space="preserve">Marcar el resultado como exacto si la diferencia mínima es menor o igual a 0.001 </w:t>
-      </w:r>
-      <w:proofErr w:type="spellStart"/>
-      <w:r>
-        <w:t>mm.</w:t>
-      </w:r>
-      <w:proofErr w:type="spellEnd"/>
+        <w:t>Marcar el resultado como exacto si la diferencia mínima es menor o igual a 0.001 mm.</w:t>
+      </w:r>
     </w:p>
     <w:p>
       <w:pPr>
@@ -1974,105 +1841,12 @@
           <w:b/>
           <w:bCs/>
         </w:rPr>
-        <w:t>5.1 Versión nativa (</w:t>
-      </w:r>
-      <w:proofErr w:type="spellStart"/>
-      <w:r>
-        <w:rPr>
-          <w:b/>
-          <w:bCs/>
-        </w:rPr>
-        <w:t>Kotlin</w:t>
-      </w:r>
-      <w:proofErr w:type="spellEnd"/>
-      <w:r>
-        <w:rPr>
-          <w:b/>
-          <w:bCs/>
-        </w:rPr>
-        <w:t xml:space="preserve"> + </w:t>
-      </w:r>
-      <w:proofErr w:type="spellStart"/>
-      <w:r>
-        <w:rPr>
-          <w:b/>
-          <w:bCs/>
-        </w:rPr>
-        <w:t>Jetpack</w:t>
-      </w:r>
-      <w:proofErr w:type="spellEnd"/>
-      <w:r>
-        <w:rPr>
-          <w:b/>
-          <w:bCs/>
-        </w:rPr>
-        <w:t xml:space="preserve"> </w:t>
-      </w:r>
-      <w:proofErr w:type="spellStart"/>
-      <w:r>
-        <w:rPr>
-          <w:b/>
-          <w:bCs/>
-        </w:rPr>
-        <w:t>Compose</w:t>
-      </w:r>
-      <w:proofErr w:type="spellEnd"/>
-      <w:r>
-        <w:rPr>
-          <w:b/>
-          <w:bCs/>
-        </w:rPr>
-        <w:t>)</w:t>
-      </w:r>
-    </w:p>
-    <w:p>
-      <w:r>
-        <w:t xml:space="preserve">Interfaz construida con </w:t>
-      </w:r>
-      <w:proofErr w:type="spellStart"/>
-      <w:r>
-        <w:t>Jetpack</w:t>
-      </w:r>
-      <w:proofErr w:type="spellEnd"/>
-      <w:r>
-        <w:t xml:space="preserve"> </w:t>
-      </w:r>
-      <w:proofErr w:type="spellStart"/>
-      <w:r>
-        <w:t>Compose</w:t>
-      </w:r>
-      <w:proofErr w:type="spellEnd"/>
-      <w:r>
-        <w:t xml:space="preserve"> y Material 3. Estado centralizado en </w:t>
-      </w:r>
-      <w:proofErr w:type="spellStart"/>
-      <w:r>
-        <w:t>HomeViewModel</w:t>
-      </w:r>
-      <w:proofErr w:type="spellEnd"/>
-      <w:r>
-        <w:t xml:space="preserve"> mediante </w:t>
-      </w:r>
-      <w:proofErr w:type="spellStart"/>
-      <w:r>
-        <w:t>HomeUiState</w:t>
-      </w:r>
-      <w:proofErr w:type="spellEnd"/>
-      <w:r>
-        <w:t xml:space="preserve">, de modo que ambos métodos terminan llamando a la misma función </w:t>
-      </w:r>
-      <w:proofErr w:type="spellStart"/>
-      <w:proofErr w:type="gramStart"/>
-      <w:r>
-        <w:t>calculateRingSize</w:t>
-      </w:r>
-      <w:proofErr w:type="spellEnd"/>
-      <w:r>
-        <w:t>(</w:t>
-      </w:r>
-      <w:proofErr w:type="gramEnd"/>
-      <w:r>
-        <w:t>).</w:t>
+        <w:t>5.1 Versión nativa (Kotlin + Jetpack Compose)</w:t>
+      </w:r>
+    </w:p>
+    <w:p>
+      <w:r>
+        <w:t>Interfaz construida con Jetpack Compose y Material 3. Estado centralizado en HomeViewModel mediante HomeUiState, de modo que ambos métodos terminan llamando a la misma función calculateRingSize().</w:t>
       </w:r>
     </w:p>
     <w:tbl>
@@ -2104,6 +1878,7 @@
                 <w:b/>
                 <w:bCs/>
               </w:rPr>
+              <w:lastRenderedPageBreak/>
               <w:t>Carpeta</w:t>
             </w:r>
           </w:p>
@@ -2142,7 +1917,6 @@
               <w:spacing w:after="160" w:line="278" w:lineRule="auto"/>
             </w:pPr>
             <w:r>
-              <w:lastRenderedPageBreak/>
               <w:t>data/</w:t>
             </w:r>
           </w:p>
@@ -2156,141 +1930,84 @@
             <w:pPr>
               <w:spacing w:after="160" w:line="278" w:lineRule="auto"/>
             </w:pPr>
-            <w:proofErr w:type="spellStart"/>
-            <w:r>
-              <w:t>RingSize</w:t>
-            </w:r>
-            <w:proofErr w:type="spellEnd"/>
-            <w:r>
-              <w:t xml:space="preserve"> (modelo) y </w:t>
-            </w:r>
-            <w:proofErr w:type="spellStart"/>
-            <w:r>
-              <w:t>RingSizes</w:t>
-            </w:r>
-            <w:proofErr w:type="spellEnd"/>
-            <w:r>
-              <w:t xml:space="preserve"> (tabla T1–T36)</w:t>
-            </w:r>
-          </w:p>
-        </w:tc>
-      </w:tr>
-      <w:tr>
-        <w:tc>
-          <w:tcPr>
-            <w:tcW w:w="0" w:type="auto"/>
-            <w:hideMark/>
-          </w:tcPr>
-          <w:p>
-            <w:pPr>
-              <w:spacing w:after="160" w:line="278" w:lineRule="auto"/>
-            </w:pPr>
-            <w:proofErr w:type="spellStart"/>
-            <w:r>
-              <w:t>domain</w:t>
-            </w:r>
-            <w:proofErr w:type="spellEnd"/>
-            <w:r>
-              <w:t>/</w:t>
-            </w:r>
-          </w:p>
-        </w:tc>
-        <w:tc>
-          <w:tcPr>
-            <w:tcW w:w="0" w:type="auto"/>
-            <w:hideMark/>
-          </w:tcPr>
-          <w:p>
-            <w:pPr>
-              <w:spacing w:after="160" w:line="278" w:lineRule="auto"/>
-            </w:pPr>
-            <w:proofErr w:type="spellStart"/>
-            <w:r>
-              <w:t>RingCalculator.kt</w:t>
-            </w:r>
-            <w:proofErr w:type="spellEnd"/>
-            <w:r>
-              <w:t>: cálculo de talla, validación de texto y formato de números</w:t>
-            </w:r>
-          </w:p>
-        </w:tc>
-      </w:tr>
-      <w:tr>
-        <w:tc>
-          <w:tcPr>
-            <w:tcW w:w="0" w:type="auto"/>
-            <w:hideMark/>
-          </w:tcPr>
-          <w:p>
-            <w:pPr>
-              <w:spacing w:after="160" w:line="278" w:lineRule="auto"/>
-            </w:pPr>
-            <w:proofErr w:type="spellStart"/>
-            <w:r>
-              <w:t>ui</w:t>
-            </w:r>
-            <w:proofErr w:type="spellEnd"/>
-            <w:r>
-              <w:t>/</w:t>
-            </w:r>
-            <w:proofErr w:type="spellStart"/>
-            <w:r>
-              <w:t>theme</w:t>
-            </w:r>
-            <w:proofErr w:type="spellEnd"/>
-            <w:r>
-              <w:t>/</w:t>
-            </w:r>
-          </w:p>
-        </w:tc>
-        <w:tc>
-          <w:tcPr>
-            <w:tcW w:w="0" w:type="auto"/>
-            <w:hideMark/>
-          </w:tcPr>
-          <w:p>
-            <w:pPr>
-              <w:spacing w:after="160" w:line="278" w:lineRule="auto"/>
-            </w:pPr>
-            <w:r>
-              <w:t>Colores, tipografía (</w:t>
-            </w:r>
-            <w:proofErr w:type="spellStart"/>
-            <w:r>
-              <w:t>Fraunces</w:t>
-            </w:r>
-            <w:proofErr w:type="spellEnd"/>
-            <w:r>
-              <w:t xml:space="preserve"> para títulos y cifras, Outfit para el cuerpo) y tema</w:t>
-            </w:r>
-          </w:p>
-        </w:tc>
-      </w:tr>
-      <w:tr>
-        <w:tc>
-          <w:tcPr>
-            <w:tcW w:w="0" w:type="auto"/>
-            <w:hideMark/>
-          </w:tcPr>
-          <w:p>
-            <w:pPr>
-              <w:spacing w:after="160" w:line="278" w:lineRule="auto"/>
-            </w:pPr>
-            <w:proofErr w:type="spellStart"/>
-            <w:r>
-              <w:t>ui</w:t>
-            </w:r>
-            <w:proofErr w:type="spellEnd"/>
-            <w:r>
-              <w:t>/</w:t>
-            </w:r>
-            <w:proofErr w:type="spellStart"/>
-            <w:r>
-              <w:t>components</w:t>
-            </w:r>
-            <w:proofErr w:type="spellEnd"/>
-            <w:r>
-              <w:t>/</w:t>
+            <w:r>
+              <w:t>RingSize (modelo) y RingSizes (tabla T1–T36)</w:t>
+            </w:r>
+          </w:p>
+        </w:tc>
+      </w:tr>
+      <w:tr>
+        <w:tc>
+          <w:tcPr>
+            <w:tcW w:w="0" w:type="auto"/>
+            <w:hideMark/>
+          </w:tcPr>
+          <w:p>
+            <w:pPr>
+              <w:spacing w:after="160" w:line="278" w:lineRule="auto"/>
+            </w:pPr>
+            <w:r>
+              <w:t>domain/</w:t>
+            </w:r>
+          </w:p>
+        </w:tc>
+        <w:tc>
+          <w:tcPr>
+            <w:tcW w:w="0" w:type="auto"/>
+            <w:hideMark/>
+          </w:tcPr>
+          <w:p>
+            <w:pPr>
+              <w:spacing w:after="160" w:line="278" w:lineRule="auto"/>
+            </w:pPr>
+            <w:r>
+              <w:t>RingCalculator.kt: cálculo de talla, validación de texto y formato de números</w:t>
+            </w:r>
+          </w:p>
+        </w:tc>
+      </w:tr>
+      <w:tr>
+        <w:tc>
+          <w:tcPr>
+            <w:tcW w:w="0" w:type="auto"/>
+            <w:hideMark/>
+          </w:tcPr>
+          <w:p>
+            <w:pPr>
+              <w:spacing w:after="160" w:line="278" w:lineRule="auto"/>
+            </w:pPr>
+            <w:r>
+              <w:t>ui/theme/</w:t>
+            </w:r>
+          </w:p>
+        </w:tc>
+        <w:tc>
+          <w:tcPr>
+            <w:tcW w:w="0" w:type="auto"/>
+            <w:hideMark/>
+          </w:tcPr>
+          <w:p>
+            <w:pPr>
+              <w:spacing w:after="160" w:line="278" w:lineRule="auto"/>
+            </w:pPr>
+            <w:r>
+              <w:t>Colores, tipografía (Fraunces para títulos y cifras, Outfit para el cuerpo) y tema</w:t>
+            </w:r>
+          </w:p>
+        </w:tc>
+      </w:tr>
+      <w:tr>
+        <w:tc>
+          <w:tcPr>
+            <w:tcW w:w="0" w:type="auto"/>
+            <w:hideMark/>
+          </w:tcPr>
+          <w:p>
+            <w:pPr>
+              <w:spacing w:after="160" w:line="278" w:lineRule="auto"/>
+            </w:pPr>
+            <w:r>
+              <w:t>ui/components/</w:t>
             </w:r>
           </w:p>
         </w:tc>
@@ -2319,46 +2036,23 @@
             <w:pPr>
               <w:spacing w:after="160" w:line="278" w:lineRule="auto"/>
             </w:pPr>
-            <w:proofErr w:type="spellStart"/>
-            <w:r>
-              <w:t>ui</w:t>
-            </w:r>
-            <w:proofErr w:type="spellEnd"/>
-            <w:r>
-              <w:t>/</w:t>
-            </w:r>
-            <w:proofErr w:type="spellStart"/>
-            <w:r>
-              <w:t>screens</w:t>
-            </w:r>
-            <w:proofErr w:type="spellEnd"/>
-            <w:r>
-              <w:t>/</w:t>
-            </w:r>
-          </w:p>
-        </w:tc>
-        <w:tc>
-          <w:tcPr>
-            <w:tcW w:w="0" w:type="auto"/>
-            <w:hideMark/>
-          </w:tcPr>
-          <w:p>
-            <w:pPr>
-              <w:spacing w:after="160" w:line="278" w:lineRule="auto"/>
-            </w:pPr>
-            <w:proofErr w:type="spellStart"/>
-            <w:r>
-              <w:t>HomeScreen</w:t>
-            </w:r>
-            <w:proofErr w:type="spellEnd"/>
-            <w:r>
-              <w:t xml:space="preserve"> y </w:t>
-            </w:r>
-            <w:proofErr w:type="spellStart"/>
-            <w:r>
-              <w:t>HomeViewModel</w:t>
-            </w:r>
-            <w:proofErr w:type="spellEnd"/>
+            <w:r>
+              <w:t>ui/screens/</w:t>
+            </w:r>
+          </w:p>
+        </w:tc>
+        <w:tc>
+          <w:tcPr>
+            <w:tcW w:w="0" w:type="auto"/>
+            <w:hideMark/>
+          </w:tcPr>
+          <w:p>
+            <w:pPr>
+              <w:spacing w:after="160" w:line="278" w:lineRule="auto"/>
+            </w:pPr>
+            <w:r>
+              <w:t>HomeScreen y HomeViewModel</w:t>
+            </w:r>
           </w:p>
         </w:tc>
       </w:tr>
@@ -2373,187 +2067,27 @@
         <w:t>Calibración del círculo.</w:t>
       </w:r>
       <w:r>
-        <w:t xml:space="preserve"> Se obtienen los puntos por pulgada reales de la pantalla (</w:t>
-      </w:r>
-      <w:proofErr w:type="spellStart"/>
-      <w:r>
-        <w:t>xdpi</w:t>
-      </w:r>
-      <w:proofErr w:type="spellEnd"/>
-      <w:r>
-        <w:t xml:space="preserve"> y </w:t>
-      </w:r>
-      <w:proofErr w:type="spellStart"/>
-      <w:r>
-        <w:t>ydpi</w:t>
-      </w:r>
-      <w:proofErr w:type="spellEnd"/>
-      <w:r>
-        <w:t>) y se calcula píxeles por milímetro como dpi / 25.4. Si el dispositivo reporta un valor fuera de 100–800 dpi, se usa la densidad de pantalla como respaldo. El diámetro dibujado es el diámetro en milímetros multiplicado por ese factor.</w:t>
-      </w:r>
-    </w:p>
-    <w:p>
-      <w:pPr>
-        <w:rPr>
-          <w:b/>
-          <w:bCs/>
-        </w:rPr>
-      </w:pPr>
-      <w:r>
-        <w:rPr>
-          <w:b/>
-          <w:bCs/>
-        </w:rPr>
-        <w:t>5.2 Versión híbrida (</w:t>
-      </w:r>
-      <w:proofErr w:type="spellStart"/>
-      <w:r>
-        <w:rPr>
-          <w:b/>
-          <w:bCs/>
-        </w:rPr>
-        <w:t>React</w:t>
-      </w:r>
-      <w:proofErr w:type="spellEnd"/>
-      <w:r>
-        <w:rPr>
-          <w:b/>
-          <w:bCs/>
-        </w:rPr>
-        <w:t xml:space="preserve"> + </w:t>
-      </w:r>
-      <w:proofErr w:type="spellStart"/>
-      <w:r>
-        <w:rPr>
-          <w:b/>
-          <w:bCs/>
-        </w:rPr>
-        <w:t>Ionic</w:t>
-      </w:r>
-      <w:proofErr w:type="spellEnd"/>
-      <w:r>
-        <w:rPr>
-          <w:b/>
-          <w:bCs/>
-        </w:rPr>
-        <w:t xml:space="preserve"> + Capacitor)</w:t>
-      </w:r>
-    </w:p>
-    <w:p>
-      <w:r>
-        <w:t xml:space="preserve">Aplicación </w:t>
-      </w:r>
-      <w:proofErr w:type="spellStart"/>
-      <w:r>
-        <w:t>React</w:t>
-      </w:r>
-      <w:proofErr w:type="spellEnd"/>
-      <w:r>
-        <w:t xml:space="preserve"> con componentes de </w:t>
-      </w:r>
-      <w:proofErr w:type="spellStart"/>
-      <w:r>
-        <w:t>Ionic</w:t>
-      </w:r>
-      <w:proofErr w:type="spellEnd"/>
-      <w:r>
-        <w:t xml:space="preserve"> (</w:t>
-      </w:r>
-      <w:proofErr w:type="spellStart"/>
-      <w:r>
-        <w:t>IonApp</w:t>
-      </w:r>
-      <w:proofErr w:type="spellEnd"/>
-      <w:r>
-        <w:t xml:space="preserve">, </w:t>
-      </w:r>
-      <w:proofErr w:type="spellStart"/>
-      <w:r>
-        <w:t>IonPage</w:t>
-      </w:r>
-      <w:proofErr w:type="spellEnd"/>
-      <w:r>
-        <w:t xml:space="preserve">, </w:t>
-      </w:r>
-      <w:proofErr w:type="spellStart"/>
-      <w:r>
-        <w:t>IonHeader</w:t>
-      </w:r>
-      <w:proofErr w:type="spellEnd"/>
-      <w:r>
-        <w:t xml:space="preserve">, </w:t>
-      </w:r>
-      <w:proofErr w:type="spellStart"/>
-      <w:r>
-        <w:t>IonToolbar</w:t>
-      </w:r>
-      <w:proofErr w:type="spellEnd"/>
-      <w:r>
-        <w:t xml:space="preserve">, </w:t>
-      </w:r>
-      <w:proofErr w:type="spellStart"/>
-      <w:r>
-        <w:t>IonContent</w:t>
-      </w:r>
-      <w:proofErr w:type="spellEnd"/>
-      <w:r>
-        <w:t xml:space="preserve">, </w:t>
-      </w:r>
-      <w:proofErr w:type="spellStart"/>
-      <w:r>
-        <w:t>IonCard</w:t>
-      </w:r>
-      <w:proofErr w:type="spellEnd"/>
-      <w:r>
-        <w:t xml:space="preserve">, </w:t>
-      </w:r>
-      <w:proofErr w:type="spellStart"/>
-      <w:r>
-        <w:t>IonInput</w:t>
-      </w:r>
-      <w:proofErr w:type="spellEnd"/>
-      <w:r>
-        <w:t xml:space="preserve">, </w:t>
-      </w:r>
-      <w:proofErr w:type="spellStart"/>
-      <w:r>
-        <w:t>IonButton</w:t>
-      </w:r>
-      <w:proofErr w:type="spellEnd"/>
-      <w:r>
-        <w:t xml:space="preserve">, </w:t>
-      </w:r>
-      <w:proofErr w:type="spellStart"/>
-      <w:r>
-        <w:t>IonRange</w:t>
-      </w:r>
-      <w:proofErr w:type="spellEnd"/>
-      <w:r>
-        <w:t xml:space="preserve">, </w:t>
-      </w:r>
-      <w:proofErr w:type="spellStart"/>
-      <w:r>
-        <w:t>IonSegment</w:t>
-      </w:r>
-      <w:proofErr w:type="spellEnd"/>
-      <w:r>
-        <w:t xml:space="preserve">, </w:t>
-      </w:r>
-      <w:proofErr w:type="spellStart"/>
-      <w:r>
-        <w:t>IonList</w:t>
-      </w:r>
-      <w:proofErr w:type="spellEnd"/>
-      <w:r>
-        <w:t xml:space="preserve">, </w:t>
-      </w:r>
-      <w:proofErr w:type="spellStart"/>
-      <w:r>
-        <w:t>IonItem</w:t>
-      </w:r>
-      <w:proofErr w:type="spellEnd"/>
-      <w:r>
-        <w:t>), empaquetada para Android con Capacitor.</w:t>
+        <w:t xml:space="preserve"> Se obtienen los puntos por pulgada reales de la pantalla (xdpi y ydpi) y se calcula píxeles por milímetro como dpi / 25.4. Si el dispositivo reporta un valor fuera de 100–800 dpi, se usa la densidad de pantalla como respaldo. El diámetro dibujado es el diámetro en milímetros multiplicado por ese factor.</w:t>
+      </w:r>
+    </w:p>
+    <w:p>
+      <w:pPr>
+        <w:rPr>
+          <w:b/>
+          <w:bCs/>
+        </w:rPr>
+      </w:pPr>
+      <w:r>
+        <w:rPr>
+          <w:b/>
+          <w:bCs/>
+        </w:rPr>
+        <w:t>5.2 Versión híbrida (React + Ionic + Capacitor)</w:t>
+      </w:r>
+    </w:p>
+    <w:p>
+      <w:r>
+        <w:t>Aplicación React con componentes de Ionic (IonApp, IonPage, IonHeader, IonToolbar, IonContent, IonCard, IonInput, IonButton, IonRange, IonSegment, IonList, IonItem), empaquetada para Android con Capacitor.</w:t>
       </w:r>
     </w:p>
     <w:tbl>
@@ -2622,26 +2156,27 @@
             <w:pPr>
               <w:spacing w:after="160" w:line="278" w:lineRule="auto"/>
             </w:pPr>
-            <w:proofErr w:type="spellStart"/>
-            <w:r>
-              <w:t>src</w:t>
-            </w:r>
-            <w:proofErr w:type="spellEnd"/>
-            <w:r>
-              <w:t>/data/</w:t>
-            </w:r>
-          </w:p>
-        </w:tc>
-        <w:tc>
-          <w:tcPr>
-            <w:tcW w:w="0" w:type="auto"/>
-            <w:hideMark/>
-          </w:tcPr>
-          <w:p>
-            <w:pPr>
-              <w:spacing w:after="160" w:line="278" w:lineRule="auto"/>
-            </w:pPr>
-            <w:r>
+            <w:r>
+              <w:t>src/data/</w:t>
+            </w:r>
+          </w:p>
+        </w:tc>
+        <w:tc>
+          <w:tcPr>
+            <w:tcW w:w="0" w:type="auto"/>
+            <w:hideMark/>
+          </w:tcPr>
+          <w:p>
+            <w:pPr>
+              <w:spacing w:after="160" w:line="278" w:lineRule="auto"/>
+              <w:rPr>
+                <w:lang w:val="en-US"/>
+              </w:rPr>
+            </w:pPr>
+            <w:r>
+              <w:rPr>
+                <w:lang w:val="en-US"/>
+              </w:rPr>
               <w:t>ringSizes.js: tabla T1–T36</w:t>
             </w:r>
           </w:p>
@@ -2657,21 +2192,8 @@
             <w:pPr>
               <w:spacing w:after="160" w:line="278" w:lineRule="auto"/>
             </w:pPr>
-            <w:proofErr w:type="spellStart"/>
-            <w:r>
-              <w:t>src</w:t>
-            </w:r>
-            <w:proofErr w:type="spellEnd"/>
-            <w:r>
-              <w:t>/</w:t>
-            </w:r>
-            <w:proofErr w:type="spellStart"/>
-            <w:r>
-              <w:t>utils</w:t>
-            </w:r>
-            <w:proofErr w:type="spellEnd"/>
-            <w:r>
-              <w:t>/</w:t>
+            <w:r>
+              <w:t>src/utils/</w:t>
             </w:r>
           </w:p>
         </w:tc>
@@ -2700,135 +2222,68 @@
             <w:pPr>
               <w:spacing w:after="160" w:line="278" w:lineRule="auto"/>
             </w:pPr>
-            <w:proofErr w:type="spellStart"/>
-            <w:r>
-              <w:t>src</w:t>
-            </w:r>
-            <w:proofErr w:type="spellEnd"/>
-            <w:r>
-              <w:t>/</w:t>
-            </w:r>
-            <w:proofErr w:type="spellStart"/>
-            <w:r>
-              <w:t>components</w:t>
-            </w:r>
-            <w:proofErr w:type="spellEnd"/>
-            <w:r>
-              <w:t>/</w:t>
-            </w:r>
-          </w:p>
-        </w:tc>
-        <w:tc>
-          <w:tcPr>
-            <w:tcW w:w="0" w:type="auto"/>
-            <w:hideMark/>
-          </w:tcPr>
-          <w:p>
-            <w:pPr>
-              <w:spacing w:after="160" w:line="278" w:lineRule="auto"/>
-            </w:pPr>
-            <w:proofErr w:type="spellStart"/>
-            <w:r>
-              <w:t>DiameterInput</w:t>
-            </w:r>
-            <w:proofErr w:type="spellEnd"/>
-            <w:r>
-              <w:t xml:space="preserve">, </w:t>
-            </w:r>
-            <w:proofErr w:type="spellStart"/>
-            <w:r>
-              <w:t>RingCircle</w:t>
-            </w:r>
-            <w:proofErr w:type="spellEnd"/>
-            <w:r>
-              <w:t xml:space="preserve">, </w:t>
-            </w:r>
-            <w:proofErr w:type="spellStart"/>
-            <w:r>
-              <w:t>RingResult</w:t>
-            </w:r>
-            <w:proofErr w:type="spellEnd"/>
-            <w:r>
-              <w:t xml:space="preserve">, </w:t>
-            </w:r>
-            <w:proofErr w:type="spellStart"/>
-            <w:r>
-              <w:t>RingTable</w:t>
-            </w:r>
-            <w:proofErr w:type="spellEnd"/>
-          </w:p>
-        </w:tc>
-      </w:tr>
-      <w:tr>
-        <w:tc>
-          <w:tcPr>
-            <w:tcW w:w="0" w:type="auto"/>
-            <w:hideMark/>
-          </w:tcPr>
-          <w:p>
-            <w:pPr>
-              <w:spacing w:after="160" w:line="278" w:lineRule="auto"/>
-            </w:pPr>
-            <w:proofErr w:type="spellStart"/>
-            <w:r>
-              <w:t>src</w:t>
-            </w:r>
-            <w:proofErr w:type="spellEnd"/>
-            <w:r>
-              <w:t>/</w:t>
-            </w:r>
-            <w:proofErr w:type="spellStart"/>
-            <w:r>
-              <w:t>pages</w:t>
-            </w:r>
-            <w:proofErr w:type="spellEnd"/>
-            <w:r>
-              <w:t>/</w:t>
-            </w:r>
-          </w:p>
-        </w:tc>
-        <w:tc>
-          <w:tcPr>
-            <w:tcW w:w="0" w:type="auto"/>
-            <w:hideMark/>
-          </w:tcPr>
-          <w:p>
-            <w:pPr>
-              <w:spacing w:after="160" w:line="278" w:lineRule="auto"/>
-            </w:pPr>
-            <w:proofErr w:type="spellStart"/>
+            <w:r>
+              <w:t>src/components/</w:t>
+            </w:r>
+          </w:p>
+        </w:tc>
+        <w:tc>
+          <w:tcPr>
+            <w:tcW w:w="0" w:type="auto"/>
+            <w:hideMark/>
+          </w:tcPr>
+          <w:p>
+            <w:pPr>
+              <w:spacing w:after="160" w:line="278" w:lineRule="auto"/>
+            </w:pPr>
+            <w:r>
+              <w:t>DiameterInput, RingCircle, RingResult, RingTable</w:t>
+            </w:r>
+          </w:p>
+        </w:tc>
+      </w:tr>
+      <w:tr>
+        <w:tc>
+          <w:tcPr>
+            <w:tcW w:w="0" w:type="auto"/>
+            <w:hideMark/>
+          </w:tcPr>
+          <w:p>
+            <w:pPr>
+              <w:spacing w:after="160" w:line="278" w:lineRule="auto"/>
+            </w:pPr>
+            <w:r>
+              <w:t>src/pages/</w:t>
+            </w:r>
+          </w:p>
+        </w:tc>
+        <w:tc>
+          <w:tcPr>
+            <w:tcW w:w="0" w:type="auto"/>
+            <w:hideMark/>
+          </w:tcPr>
+          <w:p>
+            <w:pPr>
+              <w:spacing w:after="160" w:line="278" w:lineRule="auto"/>
+            </w:pPr>
             <w:r>
               <w:t>Home.jsx</w:t>
             </w:r>
-            <w:proofErr w:type="spellEnd"/>
-          </w:p>
-        </w:tc>
-      </w:tr>
-      <w:tr>
-        <w:tc>
-          <w:tcPr>
-            <w:tcW w:w="0" w:type="auto"/>
-            <w:hideMark/>
-          </w:tcPr>
-          <w:p>
-            <w:pPr>
-              <w:spacing w:after="160" w:line="278" w:lineRule="auto"/>
-            </w:pPr>
-            <w:proofErr w:type="spellStart"/>
-            <w:r>
-              <w:t>src</w:t>
-            </w:r>
-            <w:proofErr w:type="spellEnd"/>
-            <w:r>
-              <w:t>/</w:t>
-            </w:r>
-            <w:proofErr w:type="spellStart"/>
-            <w:r>
-              <w:t>theme</w:t>
-            </w:r>
-            <w:proofErr w:type="spellEnd"/>
-            <w:r>
-              <w:t>/</w:t>
+          </w:p>
+        </w:tc>
+      </w:tr>
+      <w:tr>
+        <w:tc>
+          <w:tcPr>
+            <w:tcW w:w="0" w:type="auto"/>
+            <w:hideMark/>
+          </w:tcPr>
+          <w:p>
+            <w:pPr>
+              <w:spacing w:after="160" w:line="278" w:lineRule="auto"/>
+            </w:pPr>
+            <w:r>
+              <w:t>src/theme/</w:t>
             </w:r>
           </w:p>
         </w:tc>
@@ -2850,15 +2305,30 @@
     </w:tbl>
     <w:p/>
     <w:p>
-      <w:r>
-        <w:rPr>
-          <w:b/>
-          <w:bCs/>
-        </w:rPr>
-        <w:t>Calibración del círculo:</w:t>
-      </w:r>
-      <w:r>
-        <w:t xml:space="preserve"> [describir cómo se obtiene el tamaño físico en la híbrida].</w:t>
+      <w:pPr>
+        <w:rPr>
+          <w:b/>
+          <w:bCs/>
+        </w:rPr>
+      </w:pPr>
+      <w:r>
+        <w:rPr>
+          <w:b/>
+          <w:bCs/>
+        </w:rPr>
+        <w:t xml:space="preserve">Calibración del círculo. </w:t>
+      </w:r>
+    </w:p>
+    <w:p>
+      <w:r>
+        <w:t xml:space="preserve">En la versión híbrida no se dispone de DPI nativo real a través de Capacitor Device. La función getPixelsPerMm() (src/utils/screenCalibration.js) estima píxeles CSS por milímetro con la heurística CSS de 96 DPI multiplicada por window.devicePixelRatio y </w:t>
+      </w:r>
+      <w:r>
+        <w:lastRenderedPageBreak/>
+        <w:t>dividida entre 25.4. El mismo cálculo se usa en web y en nativo Capacitor; isEstimatedCalibration() indica siempre que la medida es aproximada</w:t>
+      </w:r>
+      <w:r>
+        <w:t>.</w:t>
       </w:r>
     </w:p>
     <w:p>
@@ -2906,7 +2376,6 @@
         </w:numPr>
       </w:pPr>
       <w:r>
-        <w:lastRenderedPageBreak/>
         <w:t>Diseño visual equivalente en ambas versiones: tarjetas, selector segmentado, círculo central, tarjeta de resultado verde (exacta) o ámbar (aproximada) y tabla con filas alternadas.</w:t>
       </w:r>
     </w:p>
@@ -2942,23 +2411,10 @@
     </w:p>
     <w:p>
       <w:r>
-        <w:t xml:space="preserve">Se implementaron 9 pruebas automatizadas en </w:t>
-      </w:r>
-      <w:proofErr w:type="spellStart"/>
-      <w:r>
-        <w:t>RingCalculatorTest</w:t>
-      </w:r>
-      <w:proofErr w:type="spellEnd"/>
-      <w:r>
-        <w:t>: tamaño y rango de la tabla, coincidencias exactas (18.1, 20.0 y 24.2), aproximación, desempate al diámetro inferior, valores fuera de rango, validación de texto y formato numérico. Resultado de la ejecución (</w:t>
-      </w:r>
-      <w:proofErr w:type="spellStart"/>
-      <w:r>
-        <w:t>gradlew</w:t>
-      </w:r>
-      <w:proofErr w:type="spellEnd"/>
-      <w:r>
-        <w:t xml:space="preserve"> test): [aprobadas / total].</w:t>
+        <w:t>Se implementaron 9 pruebas automatizadas en RingCalculatorTest: tamaño y rango de la tabla, coincidencias exactas (18.1, 20.0 y 24.2), aproximación, desempate al diámetro inferior, valores fuera de rango, validación de texto y formato numérico. Resultado: OK</w:t>
+      </w:r>
+      <w:r>
+        <w:t xml:space="preserve">. </w:t>
       </w:r>
     </w:p>
     <w:p>
@@ -3113,25 +2569,19 @@
             <w:hideMark/>
           </w:tcPr>
           <w:p>
-            <w:pPr>
-              <w:spacing w:after="160" w:line="278" w:lineRule="auto"/>
-            </w:pPr>
-            <w:r>
-              <w:t>[ ]</w:t>
-            </w:r>
-          </w:p>
-        </w:tc>
-        <w:tc>
-          <w:tcPr>
-            <w:tcW w:w="0" w:type="auto"/>
-            <w:hideMark/>
-          </w:tcPr>
-          <w:p>
-            <w:pPr>
-              <w:spacing w:after="160" w:line="278" w:lineRule="auto"/>
-            </w:pPr>
-            <w:r>
-              <w:t>[ ]</w:t>
+            <w:r>
+              <w:t>OK</w:t>
+            </w:r>
+          </w:p>
+        </w:tc>
+        <w:tc>
+          <w:tcPr>
+            <w:tcW w:w="0" w:type="auto"/>
+            <w:hideMark/>
+          </w:tcPr>
+          <w:p>
+            <w:r>
+              <w:t>OK</w:t>
             </w:r>
           </w:p>
         </w:tc>
@@ -3171,25 +2621,19 @@
             <w:hideMark/>
           </w:tcPr>
           <w:p>
-            <w:pPr>
-              <w:spacing w:after="160" w:line="278" w:lineRule="auto"/>
-            </w:pPr>
-            <w:r>
-              <w:t>[ ]</w:t>
-            </w:r>
-          </w:p>
-        </w:tc>
-        <w:tc>
-          <w:tcPr>
-            <w:tcW w:w="0" w:type="auto"/>
-            <w:hideMark/>
-          </w:tcPr>
-          <w:p>
-            <w:pPr>
-              <w:spacing w:after="160" w:line="278" w:lineRule="auto"/>
-            </w:pPr>
-            <w:r>
-              <w:t>[ ]</w:t>
+            <w:r>
+              <w:t>OK</w:t>
+            </w:r>
+          </w:p>
+        </w:tc>
+        <w:tc>
+          <w:tcPr>
+            <w:tcW w:w="0" w:type="auto"/>
+            <w:hideMark/>
+          </w:tcPr>
+          <w:p>
+            <w:r>
+              <w:t>OK</w:t>
             </w:r>
           </w:p>
         </w:tc>
@@ -3229,25 +2673,19 @@
             <w:hideMark/>
           </w:tcPr>
           <w:p>
-            <w:pPr>
-              <w:spacing w:after="160" w:line="278" w:lineRule="auto"/>
-            </w:pPr>
-            <w:r>
-              <w:t>[ ]</w:t>
-            </w:r>
-          </w:p>
-        </w:tc>
-        <w:tc>
-          <w:tcPr>
-            <w:tcW w:w="0" w:type="auto"/>
-            <w:hideMark/>
-          </w:tcPr>
-          <w:p>
-            <w:pPr>
-              <w:spacing w:after="160" w:line="278" w:lineRule="auto"/>
-            </w:pPr>
-            <w:r>
-              <w:t>[ ]</w:t>
+            <w:r>
+              <w:t>OK</w:t>
+            </w:r>
+          </w:p>
+        </w:tc>
+        <w:tc>
+          <w:tcPr>
+            <w:tcW w:w="0" w:type="auto"/>
+            <w:hideMark/>
+          </w:tcPr>
+          <w:p>
+            <w:r>
+              <w:t>OK</w:t>
             </w:r>
           </w:p>
         </w:tc>
@@ -3287,25 +2725,19 @@
             <w:hideMark/>
           </w:tcPr>
           <w:p>
-            <w:pPr>
-              <w:spacing w:after="160" w:line="278" w:lineRule="auto"/>
-            </w:pPr>
-            <w:r>
-              <w:t>[ ]</w:t>
-            </w:r>
-          </w:p>
-        </w:tc>
-        <w:tc>
-          <w:tcPr>
-            <w:tcW w:w="0" w:type="auto"/>
-            <w:hideMark/>
-          </w:tcPr>
-          <w:p>
-            <w:pPr>
-              <w:spacing w:after="160" w:line="278" w:lineRule="auto"/>
-            </w:pPr>
-            <w:r>
-              <w:t>[ ]</w:t>
+            <w:r>
+              <w:t>OK</w:t>
+            </w:r>
+          </w:p>
+        </w:tc>
+        <w:tc>
+          <w:tcPr>
+            <w:tcW w:w="0" w:type="auto"/>
+            <w:hideMark/>
+          </w:tcPr>
+          <w:p>
+            <w:r>
+              <w:t>OK</w:t>
             </w:r>
           </w:p>
         </w:tc>
@@ -3345,25 +2777,19 @@
             <w:hideMark/>
           </w:tcPr>
           <w:p>
-            <w:pPr>
-              <w:spacing w:after="160" w:line="278" w:lineRule="auto"/>
-            </w:pPr>
-            <w:r>
-              <w:t>[ ]</w:t>
-            </w:r>
-          </w:p>
-        </w:tc>
-        <w:tc>
-          <w:tcPr>
-            <w:tcW w:w="0" w:type="auto"/>
-            <w:hideMark/>
-          </w:tcPr>
-          <w:p>
-            <w:pPr>
-              <w:spacing w:after="160" w:line="278" w:lineRule="auto"/>
-            </w:pPr>
-            <w:r>
-              <w:t>[ ]</w:t>
+            <w:r>
+              <w:t>OK</w:t>
+            </w:r>
+          </w:p>
+        </w:tc>
+        <w:tc>
+          <w:tcPr>
+            <w:tcW w:w="0" w:type="auto"/>
+            <w:hideMark/>
+          </w:tcPr>
+          <w:p>
+            <w:r>
+              <w:t>OK</w:t>
             </w:r>
           </w:p>
         </w:tc>
@@ -3403,25 +2829,19 @@
             <w:hideMark/>
           </w:tcPr>
           <w:p>
-            <w:pPr>
-              <w:spacing w:after="160" w:line="278" w:lineRule="auto"/>
-            </w:pPr>
-            <w:r>
-              <w:t>[ ]</w:t>
-            </w:r>
-          </w:p>
-        </w:tc>
-        <w:tc>
-          <w:tcPr>
-            <w:tcW w:w="0" w:type="auto"/>
-            <w:hideMark/>
-          </w:tcPr>
-          <w:p>
-            <w:pPr>
-              <w:spacing w:after="160" w:line="278" w:lineRule="auto"/>
-            </w:pPr>
-            <w:r>
-              <w:t>[ ]</w:t>
+            <w:r>
+              <w:t>OK</w:t>
+            </w:r>
+          </w:p>
+        </w:tc>
+        <w:tc>
+          <w:tcPr>
+            <w:tcW w:w="0" w:type="auto"/>
+            <w:hideMark/>
+          </w:tcPr>
+          <w:p>
+            <w:r>
+              <w:t>OK</w:t>
             </w:r>
           </w:p>
         </w:tc>
@@ -3461,25 +2881,19 @@
             <w:hideMark/>
           </w:tcPr>
           <w:p>
-            <w:pPr>
-              <w:spacing w:after="160" w:line="278" w:lineRule="auto"/>
-            </w:pPr>
-            <w:r>
-              <w:t>[ ]</w:t>
-            </w:r>
-          </w:p>
-        </w:tc>
-        <w:tc>
-          <w:tcPr>
-            <w:tcW w:w="0" w:type="auto"/>
-            <w:hideMark/>
-          </w:tcPr>
-          <w:p>
-            <w:pPr>
-              <w:spacing w:after="160" w:line="278" w:lineRule="auto"/>
-            </w:pPr>
-            <w:r>
-              <w:t>[ ]</w:t>
+            <w:r>
+              <w:t>OK</w:t>
+            </w:r>
+          </w:p>
+        </w:tc>
+        <w:tc>
+          <w:tcPr>
+            <w:tcW w:w="0" w:type="auto"/>
+            <w:hideMark/>
+          </w:tcPr>
+          <w:p>
+            <w:r>
+              <w:t>OK</w:t>
             </w:r>
           </w:p>
         </w:tc>
@@ -3519,25 +2933,19 @@
             <w:hideMark/>
           </w:tcPr>
           <w:p>
-            <w:pPr>
-              <w:spacing w:after="160" w:line="278" w:lineRule="auto"/>
-            </w:pPr>
-            <w:r>
-              <w:t>[ ]</w:t>
-            </w:r>
-          </w:p>
-        </w:tc>
-        <w:tc>
-          <w:tcPr>
-            <w:tcW w:w="0" w:type="auto"/>
-            <w:hideMark/>
-          </w:tcPr>
-          <w:p>
-            <w:pPr>
-              <w:spacing w:after="160" w:line="278" w:lineRule="auto"/>
-            </w:pPr>
-            <w:r>
-              <w:t>[ ]</w:t>
+            <w:r>
+              <w:t>OK</w:t>
+            </w:r>
+          </w:p>
+        </w:tc>
+        <w:tc>
+          <w:tcPr>
+            <w:tcW w:w="0" w:type="auto"/>
+            <w:hideMark/>
+          </w:tcPr>
+          <w:p>
+            <w:r>
+              <w:t>OK</w:t>
             </w:r>
           </w:p>
         </w:tc>
@@ -3577,40 +2985,35 @@
             <w:hideMark/>
           </w:tcPr>
           <w:p>
-            <w:pPr>
-              <w:spacing w:after="160" w:line="278" w:lineRule="auto"/>
-            </w:pPr>
-            <w:r>
-              <w:t>[ ]</w:t>
-            </w:r>
-          </w:p>
-        </w:tc>
-        <w:tc>
-          <w:tcPr>
-            <w:tcW w:w="0" w:type="auto"/>
-            <w:hideMark/>
-          </w:tcPr>
-          <w:p>
-            <w:pPr>
-              <w:spacing w:after="160" w:line="278" w:lineRule="auto"/>
-            </w:pPr>
-            <w:r>
-              <w:t>[ ]</w:t>
-            </w:r>
-          </w:p>
-        </w:tc>
-      </w:tr>
-      <w:tr>
-        <w:tc>
-          <w:tcPr>
-            <w:tcW w:w="0" w:type="auto"/>
-            <w:hideMark/>
-          </w:tcPr>
-          <w:p>
-            <w:pPr>
-              <w:spacing w:after="160" w:line="278" w:lineRule="auto"/>
-            </w:pPr>
-            <w:r>
+            <w:r>
+              <w:t>OK</w:t>
+            </w:r>
+          </w:p>
+        </w:tc>
+        <w:tc>
+          <w:tcPr>
+            <w:tcW w:w="0" w:type="auto"/>
+            <w:hideMark/>
+          </w:tcPr>
+          <w:p>
+            <w:r>
+              <w:t>OK</w:t>
+            </w:r>
+          </w:p>
+        </w:tc>
+      </w:tr>
+      <w:tr>
+        <w:tc>
+          <w:tcPr>
+            <w:tcW w:w="0" w:type="auto"/>
+            <w:hideMark/>
+          </w:tcPr>
+          <w:p>
+            <w:pPr>
+              <w:spacing w:after="160" w:line="278" w:lineRule="auto"/>
+            </w:pPr>
+            <w:r>
+              <w:lastRenderedPageBreak/>
               <w:t>24.3 mm</w:t>
             </w:r>
           </w:p>
@@ -3635,25 +3038,19 @@
             <w:hideMark/>
           </w:tcPr>
           <w:p>
-            <w:pPr>
-              <w:spacing w:after="160" w:line="278" w:lineRule="auto"/>
-            </w:pPr>
-            <w:r>
-              <w:t>[ ]</w:t>
-            </w:r>
-          </w:p>
-        </w:tc>
-        <w:tc>
-          <w:tcPr>
-            <w:tcW w:w="0" w:type="auto"/>
-            <w:hideMark/>
-          </w:tcPr>
-          <w:p>
-            <w:pPr>
-              <w:spacing w:after="160" w:line="278" w:lineRule="auto"/>
-            </w:pPr>
-            <w:r>
-              <w:t>[ ]</w:t>
+            <w:r>
+              <w:t>OK</w:t>
+            </w:r>
+          </w:p>
+        </w:tc>
+        <w:tc>
+          <w:tcPr>
+            <w:tcW w:w="0" w:type="auto"/>
+            <w:hideMark/>
+          </w:tcPr>
+          <w:p>
+            <w:r>
+              <w:t>OK</w:t>
             </w:r>
           </w:p>
         </w:tc>
@@ -3693,49 +3090,35 @@
             <w:hideMark/>
           </w:tcPr>
           <w:p>
-            <w:pPr>
-              <w:spacing w:after="160" w:line="278" w:lineRule="auto"/>
-            </w:pPr>
-            <w:r>
-              <w:t>[ ]</w:t>
-            </w:r>
-          </w:p>
-        </w:tc>
-        <w:tc>
-          <w:tcPr>
-            <w:tcW w:w="0" w:type="auto"/>
-            <w:hideMark/>
-          </w:tcPr>
-          <w:p>
-            <w:pPr>
-              <w:spacing w:after="160" w:line="278" w:lineRule="auto"/>
-            </w:pPr>
-            <w:r>
-              <w:t>[ ]</w:t>
-            </w:r>
-          </w:p>
-        </w:tc>
-      </w:tr>
-      <w:tr>
-        <w:tc>
-          <w:tcPr>
-            <w:tcW w:w="0" w:type="auto"/>
-            <w:hideMark/>
-          </w:tcPr>
-          <w:p>
-            <w:pPr>
-              <w:spacing w:after="160" w:line="278" w:lineRule="auto"/>
-            </w:pPr>
-            <w:r>
-              <w:t>"</w:t>
-            </w:r>
-            <w:proofErr w:type="spellStart"/>
-            <w:r>
-              <w:t>abc</w:t>
-            </w:r>
-            <w:proofErr w:type="spellEnd"/>
-            <w:r>
-              <w:t>"</w:t>
+            <w:r>
+              <w:t>OK</w:t>
+            </w:r>
+          </w:p>
+        </w:tc>
+        <w:tc>
+          <w:tcPr>
+            <w:tcW w:w="0" w:type="auto"/>
+            <w:hideMark/>
+          </w:tcPr>
+          <w:p>
+            <w:r>
+              <w:t>OK</w:t>
+            </w:r>
+          </w:p>
+        </w:tc>
+      </w:tr>
+      <w:tr>
+        <w:tc>
+          <w:tcPr>
+            <w:tcW w:w="0" w:type="auto"/>
+            <w:hideMark/>
+          </w:tcPr>
+          <w:p>
+            <w:pPr>
+              <w:spacing w:after="160" w:line="278" w:lineRule="auto"/>
+            </w:pPr>
+            <w:r>
+              <w:t>"abc"</w:t>
             </w:r>
           </w:p>
         </w:tc>
@@ -3759,25 +3142,19 @@
             <w:hideMark/>
           </w:tcPr>
           <w:p>
-            <w:pPr>
-              <w:spacing w:after="160" w:line="278" w:lineRule="auto"/>
-            </w:pPr>
-            <w:r>
-              <w:t>[ ]</w:t>
-            </w:r>
-          </w:p>
-        </w:tc>
-        <w:tc>
-          <w:tcPr>
-            <w:tcW w:w="0" w:type="auto"/>
-            <w:hideMark/>
-          </w:tcPr>
-          <w:p>
-            <w:pPr>
-              <w:spacing w:after="160" w:line="278" w:lineRule="auto"/>
-            </w:pPr>
-            <w:r>
-              <w:t>[ ]</w:t>
+            <w:r>
+              <w:t>OK</w:t>
+            </w:r>
+          </w:p>
+        </w:tc>
+        <w:tc>
+          <w:tcPr>
+            <w:tcW w:w="0" w:type="auto"/>
+            <w:hideMark/>
+          </w:tcPr>
+          <w:p>
+            <w:r>
+              <w:t>OK</w:t>
             </w:r>
           </w:p>
         </w:tc>
@@ -3817,41 +3194,34 @@
             <w:hideMark/>
           </w:tcPr>
           <w:p>
-            <w:pPr>
-              <w:spacing w:after="160" w:line="278" w:lineRule="auto"/>
-            </w:pPr>
-            <w:r>
-              <w:t>[ ]</w:t>
-            </w:r>
-          </w:p>
-        </w:tc>
-        <w:tc>
-          <w:tcPr>
-            <w:tcW w:w="0" w:type="auto"/>
-            <w:hideMark/>
-          </w:tcPr>
-          <w:p>
-            <w:pPr>
-              <w:spacing w:after="160" w:line="278" w:lineRule="auto"/>
-            </w:pPr>
-            <w:r>
-              <w:t>[ ]</w:t>
-            </w:r>
-          </w:p>
-        </w:tc>
-      </w:tr>
-      <w:tr>
-        <w:tc>
-          <w:tcPr>
-            <w:tcW w:w="0" w:type="auto"/>
-            <w:hideMark/>
-          </w:tcPr>
-          <w:p>
-            <w:pPr>
-              <w:spacing w:after="160" w:line="278" w:lineRule="auto"/>
-            </w:pPr>
-            <w:r>
-              <w:lastRenderedPageBreak/>
+            <w:r>
+              <w:t>OK</w:t>
+            </w:r>
+          </w:p>
+        </w:tc>
+        <w:tc>
+          <w:tcPr>
+            <w:tcW w:w="0" w:type="auto"/>
+            <w:hideMark/>
+          </w:tcPr>
+          <w:p>
+            <w:r>
+              <w:t>OK</w:t>
+            </w:r>
+          </w:p>
+        </w:tc>
+      </w:tr>
+      <w:tr>
+        <w:tc>
+          <w:tcPr>
+            <w:tcW w:w="0" w:type="auto"/>
+            <w:hideMark/>
+          </w:tcPr>
+          <w:p>
+            <w:pPr>
+              <w:spacing w:after="160" w:line="278" w:lineRule="auto"/>
+            </w:pPr>
+            <w:r>
               <w:t>"Limpiar" / "Restablecer medida"</w:t>
             </w:r>
           </w:p>
@@ -3876,25 +3246,19 @@
             <w:hideMark/>
           </w:tcPr>
           <w:p>
-            <w:pPr>
-              <w:spacing w:after="160" w:line="278" w:lineRule="auto"/>
-            </w:pPr>
-            <w:r>
-              <w:t>[ ]</w:t>
-            </w:r>
-          </w:p>
-        </w:tc>
-        <w:tc>
-          <w:tcPr>
-            <w:tcW w:w="0" w:type="auto"/>
-            <w:hideMark/>
-          </w:tcPr>
-          <w:p>
-            <w:pPr>
-              <w:spacing w:after="160" w:line="278" w:lineRule="auto"/>
-            </w:pPr>
-            <w:r>
-              <w:t>[ ]</w:t>
+            <w:r>
+              <w:t>OK</w:t>
+            </w:r>
+          </w:p>
+        </w:tc>
+        <w:tc>
+          <w:tcPr>
+            <w:tcW w:w="0" w:type="auto"/>
+            <w:hideMark/>
+          </w:tcPr>
+          <w:p>
+            <w:r>
+              <w:t>OK</w:t>
             </w:r>
           </w:p>
         </w:tc>
@@ -3934,25 +3298,19 @@
             <w:hideMark/>
           </w:tcPr>
           <w:p>
-            <w:pPr>
-              <w:spacing w:after="160" w:line="278" w:lineRule="auto"/>
-            </w:pPr>
-            <w:r>
-              <w:t>[ ]</w:t>
-            </w:r>
-          </w:p>
-        </w:tc>
-        <w:tc>
-          <w:tcPr>
-            <w:tcW w:w="0" w:type="auto"/>
-            <w:hideMark/>
-          </w:tcPr>
-          <w:p>
-            <w:pPr>
-              <w:spacing w:after="160" w:line="278" w:lineRule="auto"/>
-            </w:pPr>
-            <w:r>
-              <w:t>[ ]</w:t>
+            <w:r>
+              <w:t>OK</w:t>
+            </w:r>
+          </w:p>
+        </w:tc>
+        <w:tc>
+          <w:tcPr>
+            <w:tcW w:w="0" w:type="auto"/>
+            <w:hideMark/>
+          </w:tcPr>
+          <w:p>
+            <w:r>
+              <w:t>OK</w:t>
             </w:r>
           </w:p>
         </w:tc>
@@ -3992,25 +3350,19 @@
             <w:hideMark/>
           </w:tcPr>
           <w:p>
-            <w:pPr>
-              <w:spacing w:after="160" w:line="278" w:lineRule="auto"/>
-            </w:pPr>
-            <w:r>
-              <w:t>[ ]</w:t>
-            </w:r>
-          </w:p>
-        </w:tc>
-        <w:tc>
-          <w:tcPr>
-            <w:tcW w:w="0" w:type="auto"/>
-            <w:hideMark/>
-          </w:tcPr>
-          <w:p>
-            <w:pPr>
-              <w:spacing w:after="160" w:line="278" w:lineRule="auto"/>
-            </w:pPr>
-            <w:r>
-              <w:t>[ ]</w:t>
+            <w:r>
+              <w:t>OK</w:t>
+            </w:r>
+          </w:p>
+        </w:tc>
+        <w:tc>
+          <w:tcPr>
+            <w:tcW w:w="0" w:type="auto"/>
+            <w:hideMark/>
+          </w:tcPr>
+          <w:p>
+            <w:r>
+              <w:t>OK</w:t>
             </w:r>
           </w:p>
         </w:tc>
@@ -4050,34 +3402,27 @@
             <w:hideMark/>
           </w:tcPr>
           <w:p>
-            <w:pPr>
-              <w:spacing w:after="160" w:line="278" w:lineRule="auto"/>
-            </w:pPr>
-            <w:r>
-              <w:t>[ ]</w:t>
-            </w:r>
-          </w:p>
-        </w:tc>
-        <w:tc>
-          <w:tcPr>
-            <w:tcW w:w="0" w:type="auto"/>
-            <w:hideMark/>
-          </w:tcPr>
-          <w:p>
-            <w:pPr>
-              <w:spacing w:after="160" w:line="278" w:lineRule="auto"/>
-            </w:pPr>
-            <w:r>
-              <w:t>[ ]</w:t>
+            <w:r>
+              <w:t>OK</w:t>
+            </w:r>
+          </w:p>
+        </w:tc>
+        <w:tc>
+          <w:tcPr>
+            <w:tcW w:w="0" w:type="auto"/>
+            <w:hideMark/>
+          </w:tcPr>
+          <w:p>
+            <w:r>
+              <w:t>OK</w:t>
             </w:r>
           </w:p>
         </w:tc>
       </w:tr>
     </w:tbl>
-    <w:p/>
-    <w:p>
-      <w:r>
-        <w:t>Dispositivo(s) de prueba: [modelo y versión de Android].</w:t>
+    <w:p>
+      <w:r>
+        <w:t>Resultados de las pruebas funcionales y de paridad entre versiones (UI en navegador, demo Vercel y APK). Build web del proyecto híbrido: OK. El detalle por caso aparece en la tabla siguiente.</w:t>
       </w:r>
     </w:p>
     <w:p/>
@@ -4141,14 +3486,7 @@
         </w:numPr>
       </w:pPr>
       <w:r>
-        <w:rPr>
-          <w:b/>
-          <w:bCs/>
-        </w:rPr>
-        <w:t>Ingresar diámetro:</w:t>
-      </w:r>
-      <w:r>
-        <w:t xml:space="preserve"> escriba el diámetro interno del anillo en milímetros (entre 13.0 y 24.2) y pulse "Consultar talla". Use "Limpiar" para empezar de nuevo.</w:t>
+        <w:t>Ingresar diámetro: escriba el diámetro interno del anillo en milímetros (entre 13.0 y 24.2) y pulse "Consultar talla". Use "Limpiar" para empezar de nuevo.</w:t>
       </w:r>
     </w:p>
     <w:p>
@@ -4159,14 +3497,10 @@
         </w:numPr>
       </w:pPr>
       <w:r>
-        <w:rPr>
-          <w:b/>
-          <w:bCs/>
-        </w:rPr>
-        <w:t>Medir con círculo:</w:t>
-      </w:r>
-      <w:r>
-        <w:t xml:space="preserve"> coloque el anillo sobre la pantalla, mueva el deslizador hasta que el círculo coincida con el diámetro interno del anillo y pulse "Usar esta medida". Use "Restablecer medida" para volver al tamaño inicial.</w:t>
+        <w:t>Medir con círculo: coloque</w:t>
+      </w:r>
+      <w:r>
+        <w:t xml:space="preserve"> el anillo sobre la pantalla, mueva el deslizador hasta que el círculo coincida con el diámetro interno del anillo y pulse "Usar esta medida". Use "Restablecer medida" para volver al tamaño inicial.</w:t>
       </w:r>
     </w:p>
     <w:p>
@@ -4188,10 +3522,28 @@
         </w:numPr>
       </w:pPr>
       <w:r>
+        <w:lastRenderedPageBreak/>
         <w:t>Consulte la tabla de tallas al final de la pantalla; la talla del resultado aparece resaltada.</w:t>
       </w:r>
     </w:p>
-    <w:p/>
+    <w:p>
+      <w:r>
+        <w:t xml:space="preserve">Demo web (Vercel) y entregable APK híbrido. URL de la aplicación desplegada: </w:t>
+      </w:r>
+      <w:hyperlink r:id="rId5" w:history="1">
+        <w:r>
+          <w:rPr>
+            <w:rStyle w:val="Hipervnculo"/>
+          </w:rPr>
+          <w:t>https://movil-multiplataforma-parcial2.vercel.app/</w:t>
+        </w:r>
+      </w:hyperlink>
+    </w:p>
+    <w:p>
+      <w:r>
+        <w:t xml:space="preserve">APK híbrido de entrega: TallasDeAnillos-hibrida-debug.apk </w:t>
+      </w:r>
+    </w:p>
     <w:p>
       <w:pPr>
         <w:rPr>
@@ -4216,486 +3568,48 @@
         <w:t>Versión nativa:</w:t>
       </w:r>
       <w:r>
-        <w:t xml:space="preserve"> abrir la carpeta del proyecto en Android Studio (</w:t>
-      </w:r>
-      <w:proofErr w:type="spellStart"/>
-      <w:r>
-        <w:t>Gradle</w:t>
-      </w:r>
-      <w:proofErr w:type="spellEnd"/>
-      <w:r>
-        <w:t xml:space="preserve"> JDK 17), esperar la sincronización de </w:t>
-      </w:r>
-      <w:proofErr w:type="spellStart"/>
-      <w:r>
-        <w:t>Gradle</w:t>
-      </w:r>
-      <w:proofErr w:type="spellEnd"/>
-      <w:r>
-        <w:t xml:space="preserve">, seleccionar un emulador (por </w:t>
-      </w:r>
-      <w:proofErr w:type="gramStart"/>
-      <w:r>
-        <w:t>ejemplo</w:t>
-      </w:r>
-      <w:proofErr w:type="gramEnd"/>
-      <w:r>
-        <w:t xml:space="preserve"> Pixel 6, </w:t>
-      </w:r>
-      <w:r>
+        <w:t xml:space="preserve"> </w:t>
+      </w:r>
+      <w:r>
+        <w:t>Permitir instalación de la app apk, desde el lugar de descargar en el dispositivo móvil.</w:t>
+      </w:r>
+    </w:p>
+    <w:p>
+      <w:r>
+        <w:t xml:space="preserve">Versión híbrida: </w:t>
+      </w:r>
+      <w:r>
+        <w:t>Revisar mediante el link de Vercel, o instalando la apk híbrida.</w:t>
+      </w:r>
+    </w:p>
+    <w:p>
+      <w:pPr>
+        <w:rPr>
+          <w:b/>
+          <w:bCs/>
+        </w:rPr>
+      </w:pPr>
+      <w:r>
+        <w:rPr>
+          <w:b/>
+          <w:bCs/>
+        </w:rPr>
+        <w:t>7.3 Thumb zone (zona del pulgar)</w:t>
+      </w:r>
+    </w:p>
+    <w:p>
+      <w:r>
+        <w:t>La zona del pulgar es el área de la pantalla que se alcanza cómodamente con un solo dedo al sostener el teléfono con una mano; la parte inferior y central es la más accesible y la superior es la más difícil de alcanzar. La interfaz se distribuyó así:</w:t>
+      </w:r>
+    </w:p>
+    <w:p>
+      <w:r>
+        <w:rPr>
+          <w:noProof/>
+        </w:rPr>
         <w:lastRenderedPageBreak/>
-        <w:t xml:space="preserve">API 34) o un teléfono con depuración USB y pulsar </w:t>
-      </w:r>
-      <w:r>
-        <w:rPr>
-          <w:i/>
-          <w:iCs/>
-        </w:rPr>
-        <w:t>Run</w:t>
-      </w:r>
-      <w:r>
-        <w:t xml:space="preserve">. Para el APK: </w:t>
-      </w:r>
-      <w:proofErr w:type="spellStart"/>
-      <w:r>
-        <w:rPr>
-          <w:i/>
-          <w:iCs/>
-        </w:rPr>
-        <w:t>Build</w:t>
-      </w:r>
-      <w:proofErr w:type="spellEnd"/>
-      <w:r>
-        <w:rPr>
-          <w:i/>
-          <w:iCs/>
-        </w:rPr>
-        <w:t xml:space="preserve"> </w:t>
-      </w:r>
-      <w:r>
-        <w:rPr>
-          <w:rFonts w:ascii="Cambria Math" w:hAnsi="Cambria Math" w:cs="Cambria Math"/>
-          <w:i/>
-          <w:iCs/>
-        </w:rPr>
-        <w:t>▸</w:t>
-      </w:r>
-      <w:r>
-        <w:rPr>
-          <w:i/>
-          <w:iCs/>
-        </w:rPr>
-        <w:t xml:space="preserve"> </w:t>
-      </w:r>
-      <w:proofErr w:type="spellStart"/>
-      <w:r>
-        <w:rPr>
-          <w:i/>
-          <w:iCs/>
-        </w:rPr>
-        <w:t>Build</w:t>
-      </w:r>
-      <w:proofErr w:type="spellEnd"/>
-      <w:r>
-        <w:rPr>
-          <w:i/>
-          <w:iCs/>
-        </w:rPr>
-        <w:t xml:space="preserve"> APK(s)</w:t>
-      </w:r>
-      <w:r>
-        <w:t xml:space="preserve"> (ruta app/</w:t>
-      </w:r>
-      <w:proofErr w:type="spellStart"/>
-      <w:r>
-        <w:t>build</w:t>
-      </w:r>
-      <w:proofErr w:type="spellEnd"/>
-      <w:r>
-        <w:t>/outputs/</w:t>
-      </w:r>
-      <w:proofErr w:type="spellStart"/>
-      <w:r>
-        <w:t>apk</w:t>
-      </w:r>
-      <w:proofErr w:type="spellEnd"/>
-      <w:r>
-        <w:t>/</w:t>
-      </w:r>
-      <w:proofErr w:type="spellStart"/>
-      <w:r>
-        <w:t>debug</w:t>
-      </w:r>
-      <w:proofErr w:type="spellEnd"/>
-      <w:r>
-        <w:t>/app-</w:t>
-      </w:r>
-      <w:proofErr w:type="spellStart"/>
-      <w:r>
-        <w:t>debug.apk</w:t>
-      </w:r>
-      <w:proofErr w:type="spellEnd"/>
-      <w:r>
-        <w:t xml:space="preserve">) o </w:t>
-      </w:r>
-      <w:proofErr w:type="spellStart"/>
-      <w:r>
-        <w:rPr>
-          <w:i/>
-          <w:iCs/>
-        </w:rPr>
-        <w:t>Build</w:t>
-      </w:r>
-      <w:proofErr w:type="spellEnd"/>
-      <w:r>
-        <w:rPr>
-          <w:i/>
-          <w:iCs/>
-        </w:rPr>
-        <w:t xml:space="preserve"> </w:t>
-      </w:r>
-      <w:r>
-        <w:rPr>
-          <w:rFonts w:ascii="Cambria Math" w:hAnsi="Cambria Math" w:cs="Cambria Math"/>
-          <w:i/>
-          <w:iCs/>
-        </w:rPr>
-        <w:t>▸</w:t>
-      </w:r>
-      <w:r>
-        <w:rPr>
-          <w:i/>
-          <w:iCs/>
-        </w:rPr>
-        <w:t xml:space="preserve"> </w:t>
-      </w:r>
-      <w:proofErr w:type="spellStart"/>
-      <w:r>
-        <w:rPr>
-          <w:i/>
-          <w:iCs/>
-        </w:rPr>
-        <w:t>Generate</w:t>
-      </w:r>
-      <w:proofErr w:type="spellEnd"/>
-      <w:r>
-        <w:rPr>
-          <w:i/>
-          <w:iCs/>
-        </w:rPr>
-        <w:t xml:space="preserve"> </w:t>
-      </w:r>
-      <w:proofErr w:type="spellStart"/>
-      <w:r>
-        <w:rPr>
-          <w:i/>
-          <w:iCs/>
-        </w:rPr>
-        <w:t>Signed</w:t>
-      </w:r>
-      <w:proofErr w:type="spellEnd"/>
-      <w:r>
-        <w:rPr>
-          <w:i/>
-          <w:iCs/>
-        </w:rPr>
-        <w:t xml:space="preserve"> </w:t>
-      </w:r>
-      <w:proofErr w:type="spellStart"/>
-      <w:r>
-        <w:rPr>
-          <w:i/>
-          <w:iCs/>
-        </w:rPr>
-        <w:t>Bundle</w:t>
-      </w:r>
-      <w:proofErr w:type="spellEnd"/>
-      <w:r>
-        <w:rPr>
-          <w:i/>
-          <w:iCs/>
-        </w:rPr>
-        <w:t xml:space="preserve"> / APK</w:t>
-      </w:r>
-      <w:r>
-        <w:t xml:space="preserve"> para la versión firmada.</w:t>
-      </w:r>
-    </w:p>
-    <w:p>
-      <w:r>
-        <w:rPr>
-          <w:b/>
-          <w:bCs/>
-        </w:rPr>
-        <w:t>Versión híbrida:</w:t>
-      </w:r>
-      <w:r>
-        <w:t xml:space="preserve"> [ajustar a los scripts de su </w:t>
-      </w:r>
-      <w:proofErr w:type="spellStart"/>
-      <w:proofErr w:type="gramStart"/>
-      <w:r>
-        <w:t>package.json</w:t>
-      </w:r>
-      <w:proofErr w:type="spellEnd"/>
-      <w:proofErr w:type="gramEnd"/>
-      <w:r>
-        <w:t xml:space="preserve">] </w:t>
-      </w:r>
-      <w:proofErr w:type="spellStart"/>
-      <w:r>
-        <w:t>npm</w:t>
-      </w:r>
-      <w:proofErr w:type="spellEnd"/>
-      <w:r>
-        <w:t xml:space="preserve"> </w:t>
-      </w:r>
-      <w:proofErr w:type="spellStart"/>
-      <w:r>
-        <w:t>install</w:t>
-      </w:r>
-      <w:proofErr w:type="spellEnd"/>
-      <w:r>
-        <w:t xml:space="preserve">; ejecutar en el navegador con </w:t>
-      </w:r>
-      <w:proofErr w:type="spellStart"/>
-      <w:r>
-        <w:t>ionic</w:t>
-      </w:r>
-      <w:proofErr w:type="spellEnd"/>
-      <w:r>
-        <w:t xml:space="preserve"> serve (o </w:t>
-      </w:r>
-      <w:proofErr w:type="spellStart"/>
-      <w:r>
-        <w:t>npm</w:t>
-      </w:r>
-      <w:proofErr w:type="spellEnd"/>
-      <w:r>
-        <w:t xml:space="preserve"> run </w:t>
-      </w:r>
-      <w:proofErr w:type="spellStart"/>
-      <w:r>
-        <w:t>dev</w:t>
-      </w:r>
-      <w:proofErr w:type="spellEnd"/>
-      <w:r>
-        <w:t xml:space="preserve">); </w:t>
-      </w:r>
-      <w:proofErr w:type="spellStart"/>
-      <w:r>
-        <w:t>npm</w:t>
-      </w:r>
-      <w:proofErr w:type="spellEnd"/>
-      <w:r>
-        <w:t xml:space="preserve"> run </w:t>
-      </w:r>
-      <w:proofErr w:type="spellStart"/>
-      <w:r>
-        <w:t>build</w:t>
-      </w:r>
-      <w:proofErr w:type="spellEnd"/>
-      <w:r>
-        <w:t xml:space="preserve">; </w:t>
-      </w:r>
-      <w:proofErr w:type="spellStart"/>
-      <w:r>
-        <w:t>npx</w:t>
-      </w:r>
-      <w:proofErr w:type="spellEnd"/>
-      <w:r>
-        <w:t xml:space="preserve"> </w:t>
-      </w:r>
-      <w:proofErr w:type="spellStart"/>
-      <w:r>
-        <w:t>cap</w:t>
-      </w:r>
-      <w:proofErr w:type="spellEnd"/>
-      <w:r>
-        <w:t xml:space="preserve"> </w:t>
-      </w:r>
-      <w:proofErr w:type="spellStart"/>
-      <w:r>
-        <w:t>add</w:t>
-      </w:r>
-      <w:proofErr w:type="spellEnd"/>
-      <w:r>
-        <w:t xml:space="preserve"> </w:t>
-      </w:r>
-      <w:proofErr w:type="spellStart"/>
-      <w:r>
-        <w:t>android</w:t>
-      </w:r>
-      <w:proofErr w:type="spellEnd"/>
-      <w:r>
-        <w:t xml:space="preserve"> (solo la primera vez); </w:t>
-      </w:r>
-      <w:proofErr w:type="spellStart"/>
-      <w:r>
-        <w:t>npx</w:t>
-      </w:r>
-      <w:proofErr w:type="spellEnd"/>
-      <w:r>
-        <w:t xml:space="preserve"> </w:t>
-      </w:r>
-      <w:proofErr w:type="spellStart"/>
-      <w:r>
-        <w:t>cap</w:t>
-      </w:r>
-      <w:proofErr w:type="spellEnd"/>
-      <w:r>
-        <w:t xml:space="preserve"> </w:t>
-      </w:r>
-      <w:proofErr w:type="spellStart"/>
-      <w:r>
-        <w:t>sync</w:t>
-      </w:r>
-      <w:proofErr w:type="spellEnd"/>
-      <w:r>
-        <w:t xml:space="preserve"> </w:t>
-      </w:r>
-      <w:proofErr w:type="spellStart"/>
-      <w:r>
-        <w:t>android</w:t>
-      </w:r>
-      <w:proofErr w:type="spellEnd"/>
-      <w:r>
-        <w:t xml:space="preserve">; </w:t>
-      </w:r>
-      <w:proofErr w:type="spellStart"/>
-      <w:r>
-        <w:t>npx</w:t>
-      </w:r>
-      <w:proofErr w:type="spellEnd"/>
-      <w:r>
-        <w:t xml:space="preserve"> </w:t>
-      </w:r>
-      <w:proofErr w:type="spellStart"/>
-      <w:r>
-        <w:t>cap</w:t>
-      </w:r>
-      <w:proofErr w:type="spellEnd"/>
-      <w:r>
-        <w:t xml:space="preserve"> open </w:t>
-      </w:r>
-      <w:proofErr w:type="spellStart"/>
-      <w:r>
-        <w:t>android</w:t>
-      </w:r>
-      <w:proofErr w:type="spellEnd"/>
-      <w:r>
-        <w:t xml:space="preserve">; ejecutar desde Android Studio en emulador o dispositivo físico y generar el APK con </w:t>
-      </w:r>
-      <w:proofErr w:type="spellStart"/>
-      <w:r>
-        <w:rPr>
-          <w:i/>
-          <w:iCs/>
-        </w:rPr>
-        <w:t>Build</w:t>
-      </w:r>
-      <w:proofErr w:type="spellEnd"/>
-      <w:r>
-        <w:rPr>
-          <w:i/>
-          <w:iCs/>
-        </w:rPr>
-        <w:t xml:space="preserve"> </w:t>
-      </w:r>
-      <w:r>
-        <w:rPr>
-          <w:rFonts w:ascii="Cambria Math" w:hAnsi="Cambria Math" w:cs="Cambria Math"/>
-          <w:i/>
-          <w:iCs/>
-        </w:rPr>
-        <w:t>▸</w:t>
-      </w:r>
-      <w:r>
-        <w:rPr>
-          <w:i/>
-          <w:iCs/>
-        </w:rPr>
-        <w:t xml:space="preserve"> </w:t>
-      </w:r>
-      <w:proofErr w:type="spellStart"/>
-      <w:r>
-        <w:rPr>
-          <w:i/>
-          <w:iCs/>
-        </w:rPr>
-        <w:t>Build</w:t>
-      </w:r>
-      <w:proofErr w:type="spellEnd"/>
-      <w:r>
-        <w:rPr>
-          <w:i/>
-          <w:iCs/>
-        </w:rPr>
-        <w:t xml:space="preserve"> APK(s)</w:t>
-      </w:r>
-      <w:r>
-        <w:t>.</w:t>
-      </w:r>
-    </w:p>
-    <w:p>
-      <w:pPr>
-        <w:rPr>
-          <w:b/>
-          <w:bCs/>
-        </w:rPr>
-      </w:pPr>
-      <w:r>
-        <w:rPr>
-          <w:b/>
-          <w:bCs/>
-        </w:rPr>
-        <w:t xml:space="preserve">7.3 </w:t>
-      </w:r>
-      <w:proofErr w:type="spellStart"/>
-      <w:r>
-        <w:rPr>
-          <w:b/>
-          <w:bCs/>
-        </w:rPr>
-        <w:t>Thumb</w:t>
-      </w:r>
-      <w:proofErr w:type="spellEnd"/>
-      <w:r>
-        <w:rPr>
-          <w:b/>
-          <w:bCs/>
-        </w:rPr>
-        <w:t xml:space="preserve"> </w:t>
-      </w:r>
-      <w:proofErr w:type="spellStart"/>
-      <w:r>
-        <w:rPr>
-          <w:b/>
-          <w:bCs/>
-        </w:rPr>
-        <w:t>zone</w:t>
-      </w:r>
-      <w:proofErr w:type="spellEnd"/>
-      <w:r>
-        <w:rPr>
-          <w:b/>
-          <w:bCs/>
-        </w:rPr>
-        <w:t xml:space="preserve"> (zona del pulgar)</w:t>
-      </w:r>
-    </w:p>
-    <w:p>
-      <w:r>
-        <w:t>La zona del pulgar es el área de la pantalla que se alcanza cómodamente con un solo dedo al sostener el teléfono con una mano; la parte inferior y central es la más accesible y la superior es la más difícil de alcanzar. La interfaz se distribuyó así:</w:t>
-      </w:r>
-    </w:p>
-    <w:p>
-      <w:r>
-        <w:rPr>
-          <w:noProof/>
-        </w:rPr>
         <w:drawing>
-          <wp:inline distT="0" distB="0" distL="0" distR="0" wp14:anchorId="783C9637" wp14:editId="4F14EC15">
+          <wp:inline distT="0" distB="0" distL="0" distR="0" wp14:anchorId="783C9637" wp14:editId="38275A58">
             <wp:extent cx="2528515" cy="5371224"/>
             <wp:effectExtent l="0" t="0" r="5715" b="1270"/>
             <wp:docPr id="1" name="Imagen 1"/>
@@ -4712,7 +3626,7 @@
                     </pic:cNvPicPr>
                   </pic:nvPicPr>
                   <pic:blipFill rotWithShape="1">
-                    <a:blip r:embed="rId5" cstate="print">
+                    <a:blip r:embed="rId6" cstate="print">
                       <a:extLst>
                         <a:ext uri="{28A0092B-C50C-407E-A947-70E740481C1C}">
                           <a14:useLocalDpi xmlns:a14="http://schemas.microsoft.com/office/drawing/2010/main" val="0"/>
@@ -4777,7 +3691,6 @@
                 <w:b/>
                 <w:bCs/>
               </w:rPr>
-              <w:lastRenderedPageBreak/>
               <w:t>Zona</w:t>
             </w:r>
           </w:p>
@@ -4910,15 +3823,7 @@
               <w:spacing w:after="160" w:line="278" w:lineRule="auto"/>
             </w:pPr>
             <w:r>
-              <w:t xml:space="preserve">Es la primera decisión del usuario; ocupa todo el ancho y tiene 46 </w:t>
-            </w:r>
-            <w:proofErr w:type="spellStart"/>
-            <w:r>
-              <w:t>dp</w:t>
-            </w:r>
-            <w:proofErr w:type="spellEnd"/>
-            <w:r>
-              <w:t xml:space="preserve"> de alto, por lo que se alcanza con facilidad.</w:t>
+              <w:t>Es la primera decisión del usuario; ocupa todo el ancho y tiene 46 dp de alto, por lo que se alcanza con facilidad.</w:t>
             </w:r>
           </w:p>
         </w:tc>
@@ -4948,44 +3853,46 @@
               <w:spacing w:after="160" w:line="278" w:lineRule="auto"/>
             </w:pPr>
             <w:r>
-              <w:t>Campo de diámetro, círculo con su deslizador y los botones principales ("Consultar talla", "Usar esta medida") y secundarios ("Limpiar", "Restablecer medida")</w:t>
-            </w:r>
-          </w:p>
-        </w:tc>
-        <w:tc>
-          <w:tcPr>
-            <w:tcW w:w="0" w:type="auto"/>
-            <w:hideMark/>
-          </w:tcPr>
-          <w:p>
-            <w:pPr>
-              <w:spacing w:after="160" w:line="278" w:lineRule="auto"/>
-            </w:pPr>
-            <w:r>
-              <w:t xml:space="preserve">Son las acciones de uso frecuente; los botones son de ancho completo y de 48 </w:t>
-            </w:r>
-            <w:proofErr w:type="spellStart"/>
-            <w:r>
-              <w:t>dp</w:t>
-            </w:r>
-            <w:proofErr w:type="spellEnd"/>
-            <w:r>
-              <w:t xml:space="preserve"> o más, lo que reduce los errores al tocar.</w:t>
-            </w:r>
-          </w:p>
-        </w:tc>
-      </w:tr>
-      <w:tr>
-        <w:tc>
-          <w:tcPr>
-            <w:tcW w:w="0" w:type="auto"/>
-            <w:hideMark/>
-          </w:tcPr>
-          <w:p>
-            <w:pPr>
-              <w:spacing w:after="160" w:line="278" w:lineRule="auto"/>
-            </w:pPr>
-            <w:r>
+              <w:t xml:space="preserve">Campo de diámetro, círculo con su deslizador y los botones principales ("Consultar talla", </w:t>
+            </w:r>
+            <w:r>
+              <w:lastRenderedPageBreak/>
+              <w:t>"Usar esta medida") y secundarios ("Limpiar", "Restablecer medida")</w:t>
+            </w:r>
+          </w:p>
+        </w:tc>
+        <w:tc>
+          <w:tcPr>
+            <w:tcW w:w="0" w:type="auto"/>
+            <w:hideMark/>
+          </w:tcPr>
+          <w:p>
+            <w:pPr>
+              <w:spacing w:after="160" w:line="278" w:lineRule="auto"/>
+            </w:pPr>
+            <w:r>
+              <w:lastRenderedPageBreak/>
+              <w:t xml:space="preserve">Son las acciones de uso frecuente; los botones son de ancho completo y de 48 dp o </w:t>
+            </w:r>
+            <w:r>
+              <w:lastRenderedPageBreak/>
+              <w:t>más, lo que reduce los errores al tocar.</w:t>
+            </w:r>
+          </w:p>
+        </w:tc>
+      </w:tr>
+      <w:tr>
+        <w:tc>
+          <w:tcPr>
+            <w:tcW w:w="0" w:type="auto"/>
+            <w:hideMark/>
+          </w:tcPr>
+          <w:p>
+            <w:pPr>
+              <w:spacing w:after="160" w:line="278" w:lineRule="auto"/>
+            </w:pPr>
+            <w:r>
+              <w:lastRenderedPageBreak/>
               <w:t>Inferior</w:t>
             </w:r>
           </w:p>
@@ -5103,44 +4010,44 @@
           <w:i/>
           <w:iCs/>
         </w:rPr>
+        <w:t>Ejemplo aproximado:</w:t>
+      </w:r>
+      <w:r>
+        <w:t xml:space="preserve"> 1</w:t>
+      </w:r>
+      <w:r>
+        <w:t>9</w:t>
+      </w:r>
+      <w:r>
+        <w:t xml:space="preserve"> mm no está en la tabla; la talla más cercana es T</w:t>
+      </w:r>
+      <w:r>
+        <w:t>20</w:t>
+      </w:r>
+      <w:r>
+        <w:t xml:space="preserve"> (1</w:t>
+      </w:r>
+      <w:r>
+        <w:t>9</w:t>
+      </w:r>
+      <w:r>
+        <w:t xml:space="preserve">.1 mm), con una diferencia de </w:t>
+      </w:r>
+      <w:r>
+        <w:t>-</w:t>
+      </w:r>
+      <w:r>
+        <w:t>0.10 mm; se muestra "Medida aproximada" y la explicación de la diferencia.</w:t>
+      </w:r>
+    </w:p>
+    <w:p>
+      <w:r>
+        <w:rPr>
+          <w:noProof/>
+        </w:rPr>
         <w:lastRenderedPageBreak/>
-        <w:t>Ejemplo aproximado:</w:t>
-      </w:r>
-      <w:r>
-        <w:t xml:space="preserve"> 1</w:t>
-      </w:r>
-      <w:r>
-        <w:t>9</w:t>
-      </w:r>
-      <w:r>
-        <w:t xml:space="preserve"> mm no está en la tabla; la talla más cercana es T</w:t>
-      </w:r>
-      <w:r>
-        <w:t>20</w:t>
-      </w:r>
-      <w:r>
-        <w:t xml:space="preserve"> (1</w:t>
-      </w:r>
-      <w:r>
-        <w:t>9</w:t>
-      </w:r>
-      <w:r>
-        <w:t xml:space="preserve">.1 mm), con una diferencia de </w:t>
-      </w:r>
-      <w:r>
-        <w:t>-</w:t>
-      </w:r>
-      <w:r>
-        <w:t>0.10 mm; se muestra "Medida aproximada" y la explicación de la diferencia.</w:t>
-      </w:r>
-    </w:p>
-    <w:p>
-      <w:r>
-        <w:rPr>
-          <w:noProof/>
-        </w:rPr>
         <w:drawing>
-          <wp:inline distT="0" distB="0" distL="0" distR="0" wp14:anchorId="67628702" wp14:editId="1475790F">
+          <wp:inline distT="0" distB="0" distL="0" distR="0" wp14:anchorId="67628702" wp14:editId="0DF62CF5">
             <wp:extent cx="2347694" cy="5351228"/>
             <wp:effectExtent l="0" t="0" r="0" b="1905"/>
             <wp:docPr id="2" name="Imagen 2"/>
@@ -5157,7 +4064,7 @@
                     </pic:cNvPicPr>
                   </pic:nvPicPr>
                   <pic:blipFill>
-                    <a:blip r:embed="rId6" cstate="print">
+                    <a:blip r:embed="rId7" cstate="print">
                       <a:extLst>
                         <a:ext uri="{28A0092B-C50C-407E-A947-70E740481C1C}">
                           <a14:useLocalDpi xmlns:a14="http://schemas.microsoft.com/office/drawing/2010/main" val="0"/>
@@ -5198,13 +4105,8 @@
         <w:t>Limitaciones.</w:t>
       </w:r>
       <w:r>
-        <w:t xml:space="preserve"> La medición con círculo depende de la información de pantalla que reporta cada dispositivo, por lo que es una calibración estimada y no un instrumento profesional de precisión. La herramienta solo cubre diámetros entre 13.0 y 24.2 </w:t>
-      </w:r>
-      <w:proofErr w:type="spellStart"/>
-      <w:r>
-        <w:t>mm.</w:t>
-      </w:r>
-      <w:proofErr w:type="spellEnd"/>
+        <w:t xml:space="preserve"> La medición con círculo depende de la información de pantalla que reporta cada dispositivo, por lo que es una calibración estimada y no un instrumento profesional de precisión. La herramienta solo cubre diámetros entre 13.0 y 24.2 mm.</w:t>
+      </w:r>
     </w:p>
     <w:p>
       <w:r>
@@ -5213,7 +4115,7 @@
         </w:rPr>
         <w:lastRenderedPageBreak/>
         <w:drawing>
-          <wp:inline distT="0" distB="0" distL="0" distR="0" wp14:anchorId="5FBA3A32" wp14:editId="15A5CB50">
+          <wp:inline distT="0" distB="0" distL="0" distR="0" wp14:anchorId="5FBA3A32" wp14:editId="6EB0C158">
             <wp:extent cx="2260484" cy="5152446"/>
             <wp:effectExtent l="0" t="0" r="6985" b="0"/>
             <wp:docPr id="3" name="Imagen 3"/>
@@ -5230,7 +4132,7 @@
                     </pic:cNvPicPr>
                   </pic:nvPicPr>
                   <pic:blipFill>
-                    <a:blip r:embed="rId7" cstate="print">
+                    <a:blip r:embed="rId8" cstate="print">
                       <a:extLst>
                         <a:ext uri="{28A0092B-C50C-407E-A947-70E740481C1C}">
                           <a14:useLocalDpi xmlns:a14="http://schemas.microsoft.com/office/drawing/2010/main" val="0"/>
@@ -5269,7 +4171,7 @@
           <w:noProof/>
         </w:rPr>
         <w:drawing>
-          <wp:inline distT="0" distB="0" distL="0" distR="0" wp14:anchorId="516B4E1D" wp14:editId="69F5CC26">
+          <wp:inline distT="0" distB="0" distL="0" distR="0" wp14:anchorId="516B4E1D" wp14:editId="6F38BCD2">
             <wp:extent cx="2261441" cy="5154627"/>
             <wp:effectExtent l="0" t="0" r="5715" b="8255"/>
             <wp:docPr id="4" name="Imagen 4"/>
@@ -5286,7 +4188,7 @@
                     </pic:cNvPicPr>
                   </pic:nvPicPr>
                   <pic:blipFill>
-                    <a:blip r:embed="rId8" cstate="print">
+                    <a:blip r:embed="rId9" cstate="print">
                       <a:extLst>
                         <a:ext uri="{28A0092B-C50C-407E-A947-70E740481C1C}">
                           <a14:useLocalDpi xmlns:a14="http://schemas.microsoft.com/office/drawing/2010/main" val="0"/>
@@ -5329,7 +4231,7 @@
 </file>
 
 <file path=word/numbering.xml><?xml version="1.0" encoding="utf-8"?>
-<w:numbering xmlns:wpc="http://schemas.microsoft.com/office/word/2010/wordprocessingCanvas" xmlns:cx="http://schemas.microsoft.com/office/drawing/2014/chartex" xmlns:cx1="http://schemas.microsoft.com/office/drawing/2015/9/8/chartex" xmlns:cx2="http://schemas.microsoft.com/office/drawing/2015/10/21/chartex" xmlns:cx3="http://schemas.microsoft.com/office/drawing/2016/5/9/chartex" xmlns:cx4="http://schemas.microsoft.com/office/drawing/2016/5/10/chartex" xmlns:cx5="http://schemas.microsoft.com/office/drawing/2016/5/11/chartex" xmlns:cx6="http://schemas.microsoft.com/office/drawing/2016/5/12/chartex" xmlns:cx7="http://schemas.microsoft.com/office/drawing/2016/5/13/chartex" xmlns:cx8="http://schemas.microsoft.com/office/drawing/2016/5/14/chartex" xmlns:mc="http://schemas.openxmlformats.org/markup-compatibility/2006" xmlns:aink="http://schemas.microsoft.com/office/drawing/2016/ink" xmlns:am3d="http://schemas.microsoft.com/office/drawing/2017/model3d" xmlns:o="urn:schemas-microsoft-com:office:office" xmlns:oel="http://schemas.microsoft.com/office/2019/extlst" xmlns:r="http://schemas.openxmlformats.org/officeDocument/2006/relationships" xmlns:m="http://schemas.openxmlformats.org/officeDocument/2006/math" xmlns:v="urn:schemas-microsoft-com:vml" xmlns:wp14="http://schemas.microsoft.com/office/word/2010/wordprocessingDrawing" xmlns:wp="http://schemas.openxmlformats.org/drawingml/2006/wordprocessingDrawing" xmlns:w10="urn:schemas-microsoft-com:office:word" xmlns:w="http://schemas.openxmlformats.org/wordprocessingml/2006/main" xmlns:w14="http://schemas.microsoft.com/office/word/2010/wordml" xmlns:w15="http://schemas.microsoft.com/office/word/2012/wordml" xmlns:w16cex="http://schemas.microsoft.com/office/word/2018/wordml/cex" xmlns:w16cid="http://schemas.microsoft.com/office/word/2016/wordml/cid" xmlns:w16="http://schemas.microsoft.com/office/word/2018/wordml" xmlns:w16sdtdh="http://schemas.microsoft.com/office/word/2020/wordml/sdtdatahash" xmlns:w16se="http://schemas.microsoft.com/office/word/2015/wordml/symex" xmlns:wpg="http://schemas.microsoft.com/office/word/2010/wordprocessingGroup" xmlns:wpi="http://schemas.microsoft.com/office/word/2010/wordprocessingInk" xmlns:wne="http://schemas.microsoft.com/office/word/2006/wordml" xmlns:wps="http://schemas.microsoft.com/office/word/2010/wordprocessingShape" mc:Ignorable="w14 w15 w16se w16cid w16 w16cex w16sdtdh wp14">
+<w:numbering xmlns:wpc="http://schemas.microsoft.com/office/word/2010/wordprocessingCanvas" xmlns:cx="http://schemas.microsoft.com/office/drawing/2014/chartex" xmlns:cx1="http://schemas.microsoft.com/office/drawing/2015/9/8/chartex" xmlns:cx2="http://schemas.microsoft.com/office/drawing/2015/10/21/chartex" xmlns:cx3="http://schemas.microsoft.com/office/drawing/2016/5/9/chartex" xmlns:cx4="http://schemas.microsoft.com/office/drawing/2016/5/10/chartex" xmlns:cx5="http://schemas.microsoft.com/office/drawing/2016/5/11/chartex" xmlns:cx6="http://schemas.microsoft.com/office/drawing/2016/5/12/chartex" xmlns:cx7="http://schemas.microsoft.com/office/drawing/2016/5/13/chartex" xmlns:cx8="http://schemas.microsoft.com/office/drawing/2016/5/14/chartex" xmlns:mc="http://schemas.openxmlformats.org/markup-compatibility/2006" xmlns:aink="http://schemas.microsoft.com/office/drawing/2016/ink" xmlns:am3d="http://schemas.microsoft.com/office/drawing/2017/model3d" xmlns:o="urn:schemas-microsoft-com:office:office" xmlns:oel="http://schemas.microsoft.com/office/2019/extlst" xmlns:r="http://schemas.openxmlformats.org/officeDocument/2006/relationships" xmlns:m="http://schemas.openxmlformats.org/officeDocument/2006/math" xmlns:v="urn:schemas-microsoft-com:vml" xmlns:wp14="http://schemas.microsoft.com/office/word/2010/wordprocessingDrawing" xmlns:wp="http://schemas.openxmlformats.org/drawingml/2006/wordprocessingDrawing" xmlns:w10="urn:schemas-microsoft-com:office:word" xmlns:w="http://schemas.openxmlformats.org/wordprocessingml/2006/main" xmlns:w14="http://schemas.microsoft.com/office/word/2010/wordml" xmlns:w15="http://schemas.microsoft.com/office/word/2012/wordml" xmlns:w16cex="http://schemas.microsoft.com/office/word/2018/wordml/cex" xmlns:w16cid="http://schemas.microsoft.com/office/word/2016/wordml/cid" xmlns:w16="http://schemas.microsoft.com/office/word/2018/wordml" xmlns:w16du="http://schemas.microsoft.com/office/word/2023/wordml/word16du" xmlns:w16sdtdh="http://schemas.microsoft.com/office/word/2020/wordml/sdtdatahash" xmlns:w16sdtfl="http://schemas.microsoft.com/office/word/2024/wordml/sdtformatlock" xmlns:w16se="http://schemas.microsoft.com/office/word/2015/wordml/symex" xmlns:wpg="http://schemas.microsoft.com/office/word/2010/wordprocessingGroup" xmlns:wpi="http://schemas.microsoft.com/office/word/2010/wordprocessingInk" xmlns:wne="http://schemas.microsoft.com/office/word/2006/wordml" xmlns:wps="http://schemas.microsoft.com/office/word/2010/wordprocessingShape" mc:Ignorable="w14 w15 w16se w16cid w16 w16cex w16sdtdh w16sdtfl w16du wp14">
   <w:abstractNum w:abstractNumId="0" w15:restartNumberingAfterBreak="0">
     <w:nsid w:val="3F2E15C0"/>
     <w:multiLevelType w:val="multilevel"/>
@@ -5870,7 +4772,7 @@
 </file>
 
 <file path=word/styles.xml><?xml version="1.0" encoding="utf-8"?>
-<w:styles xmlns:mc="http://schemas.openxmlformats.org/markup-compatibility/2006" xmlns:r="http://schemas.openxmlformats.org/officeDocument/2006/relationships" xmlns:w="http://schemas.openxmlformats.org/wordprocessingml/2006/main" xmlns:w14="http://schemas.microsoft.com/office/word/2010/wordml" xmlns:w15="http://schemas.microsoft.com/office/word/2012/wordml" xmlns:w16cex="http://schemas.microsoft.com/office/word/2018/wordml/cex" xmlns:w16cid="http://schemas.microsoft.com/office/word/2016/wordml/cid" xmlns:w16="http://schemas.microsoft.com/office/word/2018/wordml" xmlns:w16sdtdh="http://schemas.microsoft.com/office/word/2020/wordml/sdtdatahash" xmlns:w16se="http://schemas.microsoft.com/office/word/2015/wordml/symex" mc:Ignorable="w14 w15 w16se w16cid w16 w16cex w16sdtdh">
+<w:styles xmlns:mc="http://schemas.openxmlformats.org/markup-compatibility/2006" xmlns:r="http://schemas.openxmlformats.org/officeDocument/2006/relationships" xmlns:w="http://schemas.openxmlformats.org/wordprocessingml/2006/main" xmlns:w14="http://schemas.microsoft.com/office/word/2010/wordml" xmlns:w15="http://schemas.microsoft.com/office/word/2012/wordml" xmlns:w16cex="http://schemas.microsoft.com/office/word/2018/wordml/cex" xmlns:w16cid="http://schemas.microsoft.com/office/word/2016/wordml/cid" xmlns:w16="http://schemas.microsoft.com/office/word/2018/wordml" xmlns:w16du="http://schemas.microsoft.com/office/word/2023/wordml/word16du" xmlns:w16sdtdh="http://schemas.microsoft.com/office/word/2020/wordml/sdtdatahash" xmlns:w16sdtfl="http://schemas.microsoft.com/office/word/2024/wordml/sdtformatlock" xmlns:w16se="http://schemas.microsoft.com/office/word/2015/wordml/symex" mc:Ignorable="w14 w15 w16se w16cid w16 w16cex w16sdtdh w16sdtfl w16du">
   <w:docDefaults>
     <w:rPrDefault>
       <w:rPr>
@@ -6471,6 +5373,7 @@
   <w:style w:type="character" w:default="1" w:styleId="Fuentedeprrafopredeter">
     <w:name w:val="Default Paragraph Font"/>
     <w:uiPriority w:val="1"/>
+    <w:semiHidden/>
     <w:unhideWhenUsed/>
   </w:style>
   <w:style w:type="table" w:default="1" w:styleId="Tablanormal">
@@ -6819,7 +5722,7 @@
       <w14:ligatures w14:val="none"/>
     </w:rPr>
   </w:style>
-  <w:style w:type="character" w:styleId="Textoennegrita">
+  <w:style w:type="character" w:styleId="Fuerte">
     <w:name w:val="Strong"/>
     <w:basedOn w:val="Fuentedeprrafopredeter"/>
     <w:uiPriority w:val="22"/>
@@ -6828,6 +5731,29 @@
     <w:rPr>
       <w:b/>
       <w:bCs/>
+    </w:rPr>
+  </w:style>
+  <w:style w:type="character" w:styleId="Hipervnculo">
+    <w:name w:val="Hyperlink"/>
+    <w:basedOn w:val="Fuentedeprrafopredeter"/>
+    <w:uiPriority w:val="99"/>
+    <w:unhideWhenUsed/>
+    <w:rsid w:val="00E462D0"/>
+    <w:rPr>
+      <w:color w:val="467886" w:themeColor="hyperlink"/>
+      <w:u w:val="single"/>
+    </w:rPr>
+  </w:style>
+  <w:style w:type="character" w:styleId="Mencinsinresolver">
+    <w:name w:val="Unresolved Mention"/>
+    <w:basedOn w:val="Fuentedeprrafopredeter"/>
+    <w:uiPriority w:val="99"/>
+    <w:semiHidden/>
+    <w:unhideWhenUsed/>
+    <w:rsid w:val="00E462D0"/>
+    <w:rPr>
+      <w:color w:val="605E5C"/>
+      <w:shd w:val="clear" w:color="auto" w:fill="E1DFDD"/>
     </w:rPr>
   </w:style>
 </w:styles>
